--- a/漢文プリント/先従隗始_生徒版.docx
+++ b/漢文プリント/先従隗始_生徒版.docx
@@ -668,11 +668,9 @@
                                   <w:rFonts w:asciiTheme="minorEastAsia" w:hAnsiTheme="minorEastAsia" w:cs="HG正楷書体-PRO" w:hint="eastAsia" w:ascii="HG正楷書体-PRO" w:eastAsia="HG正楷書体-PRO" w:hAnsi="HG正楷書体-PRO"/>
                                   <w:b/>
                                   <w:color w:val="1B3A6B"/>
-                                  <w:w w:val="42"/>
                                   <w:sz w:val="20"/>
                                   <w:szCs w:val="20"/>
                                   <w:lang w:eastAsia="ja-JP"/>
-                                  <w:eastAsianLayout w:id="-379902975" w:vert="1" w:vertCompress="1"/>
                                 </w:rPr>
                                 <w:t xml:space="preserve">比較</w:t>
                               </w:r>
@@ -680,11 +678,9 @@
                                 <w:rPr>
                                   <w:rFonts w:asciiTheme="minorEastAsia" w:hAnsiTheme="minorEastAsia" w:cs="UD デジタル教科書体 N" w:hint="eastAsia"/>
                                   <w:color w:val="1A1A1A"/>
-                                  <w:w w:val="42"/>
                                   <w:sz w:val="20"/>
                                   <w:szCs w:val="20"/>
                                   <w:lang w:eastAsia="ja-JP"/>
-                                  <w:eastAsianLayout w:id="-379902975" w:vert="1" w:vertCompress="1"/>
                                 </w:rPr>
                                 <w:t xml:space="preserve">　マスターＰ186【 Ａ</w:t>
                               </w:r>
@@ -714,11 +710,9 @@
                                 <w:rPr>
                                   <w:rFonts w:asciiTheme="minorEastAsia" w:hAnsiTheme="minorEastAsia" w:cs="UD デジタル教科書体 N" w:hint="eastAsia"/>
                                   <w:color w:val="1A1A1A"/>
-                                  <w:w w:val="42"/>
                                   <w:sz w:val="20"/>
                                   <w:szCs w:val="20"/>
                                   <w:lang w:eastAsia="ja-JP"/>
-                                  <w:eastAsianLayout w:id="-379902975" w:vert="1" w:vertCompress="1"/>
                                 </w:rPr>
                                 <w:t xml:space="preserve"> 於 Ｂ</w:t>
                               </w:r>
@@ -748,11 +742,9 @@
                                 <w:rPr>
                                   <w:rFonts w:asciiTheme="minorEastAsia" w:hAnsiTheme="minorEastAsia" w:cs="UD デジタル教科書体 N" w:hint="eastAsia"/>
                                   <w:color w:val="1A1A1A"/>
-                                  <w:w w:val="42"/>
                                   <w:sz w:val="20"/>
                                   <w:szCs w:val="20"/>
                                   <w:lang w:eastAsia="ja-JP"/>
-                                  <w:eastAsianLayout w:id="-379902975" w:vert="1" w:vertCompress="1"/>
                                 </w:rPr>
                                 <w:t xml:space="preserve">】〔読み〕（ </w:t>
                               </w:r>
@@ -760,11 +752,9 @@
                                 <w:rPr>
                                   <w:rFonts w:asciiTheme="minorEastAsia" w:hAnsiTheme="minorEastAsia" w:cs="UD デジタル教科書体 N" w:hint="eastAsia"/>
                                   <w:color w:val="1A1A1A"/>
-                                  <w:w w:val="42"/>
                                   <w:sz w:val="20"/>
                                   <w:szCs w:val="20"/>
                                   <w:lang w:eastAsia="ja-JP"/>
-                                  <w:eastAsianLayout w:id="-379902975" w:vert="1" w:vertCompress="1"/>
                                 </w:rPr>
                                 <w:t xml:space="preserve">　　　　</w:t>
                               </w:r>
@@ -772,11 +762,9 @@
                                 <w:rPr>
                                   <w:rFonts w:asciiTheme="minorEastAsia" w:hAnsiTheme="minorEastAsia" w:cs="UD デジタル教科書体 N" w:hint="eastAsia"/>
                                   <w:color w:val="1A1A1A"/>
-                                  <w:w w:val="42"/>
                                   <w:sz w:val="20"/>
                                   <w:szCs w:val="20"/>
                                   <w:lang w:eastAsia="ja-JP"/>
-                                  <w:eastAsianLayout w:id="-379902975" w:vert="1" w:vertCompress="1"/>
                                 </w:rPr>
                                 <w:t xml:space="preserve"> ）＝〖訳〗「 </w:t>
                               </w:r>
@@ -784,11 +772,9 @@
                                 <w:rPr>
                                   <w:rFonts w:asciiTheme="minorEastAsia" w:hAnsiTheme="minorEastAsia" w:cs="UD デジタル教科書体 N" w:hint="eastAsia"/>
                                   <w:color w:val="1A1A1A"/>
-                                  <w:w w:val="42"/>
                                   <w:sz w:val="20"/>
                                   <w:szCs w:val="20"/>
                                   <w:lang w:eastAsia="ja-JP"/>
-                                  <w:eastAsianLayout w:id="-379902975" w:vert="1" w:vertCompress="1"/>
                                 </w:rPr>
                                 <w:t xml:space="preserve">　　　　　</w:t>
                               </w:r>
@@ -796,11 +782,9 @@
                                 <w:rPr>
                                   <w:rFonts w:asciiTheme="minorEastAsia" w:hAnsiTheme="minorEastAsia" w:cs="UD デジタル教科書体 N" w:hint="eastAsia"/>
                                   <w:color w:val="1A1A1A"/>
-                                  <w:w w:val="42"/>
                                   <w:sz w:val="20"/>
                                   <w:szCs w:val="20"/>
                                   <w:lang w:eastAsia="ja-JP"/>
-                                  <w:eastAsianLayout w:id="-379902975" w:vert="1" w:vertCompress="1"/>
                                 </w:rPr>
                                 <w:t xml:space="preserve"> 」</w:t>
                               </w:r>
@@ -900,8 +884,8 @@
                                 <w:ruby>
                                   <w:rubyPr>
                                     <w:rubyAlign w:val="distributeLetter"/>
-                                    <w:hps w:val="9"/>
-                                    <w:hpsRaise w:val="16"/>
+                                    <w:hps w:val="7"/>
+                                    <w:hpsRaise w:val="12"/>
                                     <w:hpsBaseText w:val="16"/>
                                     <w:lid w:val="ja-JP"/>
                                   </w:rubyPr>
@@ -910,8 +894,8 @@
                                       <w:rPr>
                                         <w:rFonts w:ascii="UD デジタル教科書体 N" w:eastAsia="UD デジタル教科書体 N" w:hAnsi="UD デジタル教科書体 N" w:cs="UD デジタル教科書体 N"/>
                                         <w:color w:val="1A1A1A"/>
-                                        <w:sz w:val="9"/>
-                                        <w:szCs w:val="16"/>
+                                        <w:sz w:val="7"/>
+                                        <w:szCs w:val="7"/>
                                         <w:lang w:eastAsia="ja-JP"/>
                                       </w:rPr>
                                       <w:t>いづ</w:t>
@@ -982,8 +966,8 @@
                                 <w:ruby>
                                   <w:rubyPr>
                                     <w:rubyAlign w:val="distributeLetter"/>
-                                    <w:hps w:val="9"/>
-                                    <w:hpsRaise w:val="16"/>
+                                    <w:hps w:val="7"/>
+                                    <w:hpsRaise w:val="12"/>
                                     <w:hpsBaseText w:val="16"/>
                                     <w:lid w:val="ja-JP"/>
                                   </w:rubyPr>
@@ -992,8 +976,8 @@
                                       <w:rPr>
                                         <w:rFonts w:ascii="UD デジタル教科書体 N" w:eastAsia="UD デジタル教科書体 N" w:hAnsi="UD デジタル教科書体 N" w:cs="UD デジタル教科書体 N"/>
                                         <w:color w:val="1A1A1A"/>
-                                        <w:sz w:val="9"/>
-                                        <w:szCs w:val="16"/>
+                                        <w:sz w:val="7"/>
+                                        <w:szCs w:val="7"/>
                                         <w:lang w:eastAsia="ja-JP"/>
                                       </w:rPr>
                                       <w:t>いづ</w:t>
@@ -1181,8 +1165,8 @@
                                 <w:ruby>
                                   <w:rubyPr>
                                     <w:rubyAlign w:val="distributeSpace"/>
-                                    <w:hps w:val="20"/>
-                                    <w:hpsRaise w:val="20"/>
+                                    <w:hps w:val="7"/>
+                                    <w:hpsRaise w:val="12"/>
                                     <w:hpsBaseText w:val="20"/>
                                     <w:lid w:val="ja-JP"/>
                                   </w:rubyPr>
@@ -1191,8 +1175,8 @@
                                       <w:rPr>
                                         <w:rFonts w:ascii="UD デジタル教科書体 N" w:eastAsia="UD デジタル教科書体 N" w:hAnsi="UD デジタル教科書体 N" w:cs="UD デジタル教科書体 N"/>
                                         <w:color w:val="1A1A1A"/>
-                                        <w:sz w:val="20"/>
-                                        <w:szCs w:val="20"/>
+                                        <w:sz w:val="7"/>
+                                        <w:szCs w:val="7"/>
                                         <w:lang w:eastAsia="ja-JP"/>
                                       </w:rPr>
                                       <w:t>あ</w:t>
@@ -1474,8 +1458,8 @@
                                 <w:ruby>
                                   <w:rubyPr>
                                     <w:rubyAlign w:val="distributeSpace"/>
-                                    <w:hps w:val="12"/>
-                                    <w:hpsRaise w:val="20"/>
+                                    <w:hps w:val="8"/>
+                                    <w:hpsRaise w:val="14"/>
                                     <w:hpsBaseText w:val="20"/>
                                     <w:lid w:val="ja-JP"/>
                                   </w:rubyPr>
@@ -1484,8 +1468,8 @@
                                       <w:rPr>
                                         <w:rFonts w:ascii="UD デジタル教科書体 N" w:eastAsia="UD デジタル教科書体 N" w:hAnsi="UD デジタル教科書体 N" w:cs="UD デジタル教科書体 N"/>
                                         <w:color w:val="1A1A1A"/>
-                                        <w:sz w:val="12"/>
-                                        <w:szCs w:val="20"/>
+                                        <w:sz w:val="8"/>
+                                        <w:szCs w:val="8"/>
                                         <w:lang w:eastAsia="ja-JP"/>
                                       </w:rPr>
                                       <w:t>か</w:t>
@@ -1535,8 +1519,8 @@
                                 <w:ruby>
                                   <w:rubyPr>
                                     <w:rubyAlign w:val="distributeLetter"/>
-                                    <w:hps w:val="12"/>
-                                    <w:hpsRaise w:val="20"/>
+                                    <w:hps w:val="8"/>
+                                    <w:hpsRaise w:val="14"/>
                                     <w:hpsBaseText w:val="20"/>
                                     <w:lid w:val="ja-JP"/>
                                   </w:rubyPr>
@@ -1545,8 +1529,8 @@
                                       <w:rPr>
                                         <w:rFonts w:ascii="UD デジタル教科書体 N" w:eastAsia="UD デジタル教科書体 N" w:hAnsi="UD デジタル教科書体 N" w:cs="UD デジタル教科書体 N"/>
                                         <w:color w:val="1A1A1A"/>
-                                        <w:sz w:val="12"/>
-                                        <w:szCs w:val="20"/>
+                                        <w:sz w:val="8"/>
+                                        <w:szCs w:val="8"/>
                                         <w:lang w:eastAsia="ja-JP"/>
                                       </w:rPr>
                                       <w:t>いは</w:t>
@@ -1607,8 +1591,8 @@
                                 <w:ruby>
                                   <w:rubyPr>
                                     <w:rubyAlign w:val="distributeSpace"/>
-                                    <w:hps w:val="12"/>
-                                    <w:hpsRaise w:val="20"/>
+                                    <w:hps w:val="8"/>
+                                    <w:hpsRaise w:val="14"/>
                                     <w:hpsBaseText w:val="20"/>
                                     <w:lid w:val="ja-JP"/>
                                   </w:rubyPr>
@@ -1617,8 +1601,8 @@
                                       <w:rPr>
                                         <w:rFonts w:ascii="UD デジタル教科書体 N" w:eastAsia="UD デジタル教科書体 N" w:hAnsi="UD デジタル教科書体 N" w:cs="UD デジタル教科書体 N"/>
                                         <w:color w:val="1A1A1A"/>
-                                        <w:sz w:val="12"/>
-                                        <w:szCs w:val="20"/>
+                                        <w:sz w:val="8"/>
+                                        <w:szCs w:val="8"/>
                                         <w:lang w:eastAsia="ja-JP"/>
                                       </w:rPr>
                                       <w:t>や</w:t>
@@ -3981,18 +3965,18 @@
                                       <w:ruby>
                                         <w:rubyPr>
                                           <w:rubyAlign w:val="distributeLetter"/>
-                                          <w:hps w:val="23"/>
-                                          <w:hpsRaise w:val="23"/>
+                                          <w:hps w:val="10"/>
+                                          <w:hpsRaise w:val="20"/>
                                           <w:hpsBaseText w:val="23"/>
-                                          <w:lid w:val="ja-JP"/>
+                                          <w:lid w:val="en-US"/>
                                         </w:rubyPr>
                                         <w:rt>
                                           <w:r>
                                             <w:rPr>
                                               <w:rFonts w:ascii="UD デジタル教科書体 N" w:eastAsia="UD デジタル教科書体 N" w:hAnsi="UD デジタル教科書体 N" w:cs="UD デジタル教科書体 N"/>
                                               <w:color w:val="1A1A1A"/>
-                                              <w:sz w:val="23"/>
-                                              <w:szCs w:val="23"/>
+                                              <w:sz w:val="10"/>
+                                              <w:szCs w:val="10"/>
                                             </w:rPr>
                                             <w:t>イテ</w:t>
                                           </w:r>
@@ -4028,18 +4012,18 @@
                                       <w:ruby>
                                         <w:rubyPr>
                                           <w:rubyAlign w:val="distributeSpace"/>
-                                          <w:hps w:val="23"/>
-                                          <w:hpsRaise w:val="23"/>
+                                          <w:hps w:val="10"/>
+                                          <w:hpsRaise w:val="20"/>
                                           <w:hpsBaseText w:val="23"/>
-                                          <w:lid w:val="ja-JP"/>
+                                          <w:lid w:val="en-US"/>
                                         </w:rubyPr>
                                         <w:rt>
                                           <w:r>
                                             <w:rPr>
                                               <w:rFonts w:ascii="UD デジタル教科書体 N" w:eastAsia="UD デジタル教科書体 N" w:hAnsi="UD デジタル教科書体 N" w:cs="UD デジタル教科書体 N"/>
                                               <w:color w:val="1A1A1A"/>
-                                              <w:sz w:val="23"/>
-                                              <w:szCs w:val="23"/>
+                                              <w:sz w:val="10"/>
+                                              <w:szCs w:val="10"/>
                                             </w:rPr>
                                             <w:t>ニ</w:t>
                                           </w:r>
@@ -4074,18 +4058,18 @@
                                       <w:ruby>
                                         <w:rubyPr>
                                           <w:rubyAlign w:val="distributeLetter"/>
-                                          <w:hps w:val="23"/>
-                                          <w:hpsRaise w:val="23"/>
+                                          <w:hps w:val="10"/>
+                                          <w:hpsRaise w:val="20"/>
                                           <w:hpsBaseText w:val="23"/>
-                                          <w:lid w:val="ja-JP"/>
+                                          <w:lid w:val="en-US"/>
                                         </w:rubyPr>
                                         <w:rt>
                                           <w:r>
                                             <w:rPr>
                                               <w:rFonts w:ascii="UD デジタル教科書体 N" w:eastAsia="UD デジタル教科書体 N" w:hAnsi="UD デジタル教科書体 N" w:cs="UD デジタル教科書体 N"/>
                                               <w:color w:val="1A1A1A"/>
-                                              <w:sz w:val="23"/>
-                                              <w:szCs w:val="23"/>
+                                              <w:sz w:val="10"/>
+                                              <w:szCs w:val="10"/>
                                             </w:rPr>
                                             <w:t>ヒテ</w:t>
                                           </w:r>
@@ -4111,18 +4095,18 @@
                                       <w:ruby>
                                         <w:rubyPr>
                                           <w:rubyAlign w:val="distributeSpace"/>
-                                          <w:hps w:val="23"/>
-                                          <w:hpsRaise w:val="23"/>
+                                          <w:hps w:val="10"/>
+                                          <w:hpsRaise w:val="20"/>
                                           <w:hpsBaseText w:val="23"/>
-                                          <w:lid w:val="ja-JP"/>
+                                          <w:lid w:val="en-US"/>
                                         </w:rubyPr>
                                         <w:rt>
                                           <w:r>
                                             <w:rPr>
                                               <w:rFonts w:ascii="UD デジタル教科書体 N" w:eastAsia="UD デジタル教科書体 N" w:hAnsi="UD デジタル教科書体 N" w:cs="UD デジタル教科書体 N"/>
                                               <w:color w:val="1A1A1A"/>
-                                              <w:sz w:val="23"/>
-                                              <w:szCs w:val="23"/>
+                                              <w:sz w:val="10"/>
+                                              <w:szCs w:val="10"/>
                                             </w:rPr>
                                             <w:t>ク</w:t>
                                           </w:r>
@@ -4158,18 +4142,18 @@
                                       <w:ruby>
                                         <w:rubyPr>
                                           <w:rubyAlign w:val="distributeSpace"/>
-                                          <w:hps w:val="23"/>
-                                          <w:hpsRaise w:val="23"/>
+                                          <w:hps w:val="10"/>
+                                          <w:hpsRaise w:val="20"/>
                                           <w:hpsBaseText w:val="23"/>
-                                          <w:lid w:val="ja-JP"/>
+                                          <w:lid w:val="en-US"/>
                                         </w:rubyPr>
                                         <w:rt>
                                           <w:r>
                                             <w:rPr>
                                               <w:rFonts w:ascii="UD デジタル教科書体 N" w:eastAsia="UD デジタル教科書体 N" w:hAnsi="UD デジタル教科書体 N" w:cs="UD デジタル教科書体 N"/>
                                               <w:color w:val="1A1A1A"/>
-                                              <w:sz w:val="23"/>
-                                              <w:szCs w:val="23"/>
+                                              <w:sz w:val="10"/>
+                                              <w:szCs w:val="10"/>
                                             </w:rPr>
                                             <w:t>ニ</w:t>
                                           </w:r>
@@ -4348,18 +4332,18 @@
                                       <w:ruby>
                                         <w:rubyPr>
                                           <w:rubyAlign w:val="distributeLetter"/>
-                                          <w:hps w:val="23"/>
-                                          <w:hpsRaise w:val="23"/>
+                                          <w:hps w:val="10"/>
+                                          <w:hpsRaise w:val="20"/>
                                           <w:hpsBaseText w:val="23"/>
-                                          <w:lid w:val="ja-JP"/>
+                                          <w:lid w:val="en-US"/>
                                         </w:rubyPr>
                                         <w:rt>
                                           <w:r>
                                             <w:rPr>
                                               <w:rFonts w:ascii="UD デジタル教科書体 N" w:eastAsia="UD デジタル教科書体 N" w:hAnsi="UD デジタル教科書体 N" w:cs="UD デジタル教科書体 N"/>
                                               <w:color w:val="1A1A1A"/>
-                                              <w:sz w:val="23"/>
-                                              <w:szCs w:val="23"/>
+                                              <w:sz w:val="10"/>
+                                              <w:szCs w:val="10"/>
                                             </w:rPr>
                                             <w:t>イテ</w:t>
                                           </w:r>
@@ -4395,18 +4379,18 @@
                                       <w:ruby>
                                         <w:rubyPr>
                                           <w:rubyAlign w:val="distributeSpace"/>
-                                          <w:hps w:val="23"/>
-                                          <w:hpsRaise w:val="23"/>
+                                          <w:hps w:val="10"/>
+                                          <w:hpsRaise w:val="20"/>
                                           <w:hpsBaseText w:val="23"/>
-                                          <w:lid w:val="ja-JP"/>
+                                          <w:lid w:val="en-US"/>
                                         </w:rubyPr>
                                         <w:rt>
                                           <w:r>
                                             <w:rPr>
                                               <w:rFonts w:ascii="UD デジタル教科書体 N" w:eastAsia="UD デジタル教科書体 N" w:hAnsi="UD デジタル教科書体 N" w:cs="UD デジタル教科書体 N"/>
                                               <w:color w:val="1A1A1A"/>
-                                              <w:sz w:val="23"/>
-                                              <w:szCs w:val="23"/>
+                                              <w:sz w:val="10"/>
+                                              <w:szCs w:val="10"/>
                                             </w:rPr>
                                             <w:t>ニ</w:t>
                                           </w:r>
@@ -4441,18 +4425,18 @@
                                       <w:ruby>
                                         <w:rubyPr>
                                           <w:rubyAlign w:val="distributeSpace"/>
-                                          <w:hps w:val="23"/>
-                                          <w:hpsRaise w:val="23"/>
+                                          <w:hps w:val="10"/>
+                                          <w:hpsRaise w:val="20"/>
                                           <w:hpsBaseText w:val="23"/>
-                                          <w:lid w:val="ja-JP"/>
+                                          <w:lid w:val="en-US"/>
                                         </w:rubyPr>
                                         <w:rt>
                                           <w:r>
                                             <w:rPr>
                                               <w:rFonts w:ascii="UD デジタル教科書体 N" w:eastAsia="UD デジタル教科書体 N" w:hAnsi="UD デジタル教科書体 N" w:cs="UD デジタル教科書体 N"/>
                                               <w:color w:val="1A1A1A"/>
-                                              <w:sz w:val="23"/>
-                                              <w:szCs w:val="23"/>
+                                              <w:sz w:val="10"/>
+                                              <w:szCs w:val="10"/>
                                             </w:rPr>
                                             <w:t>ニ</w:t>
                                           </w:r>
@@ -4488,18 +4472,18 @@
                                       <w:ruby>
                                         <w:rubyPr>
                                           <w:rubyAlign w:val="distributeSpace"/>
-                                          <w:hps w:val="23"/>
-                                          <w:hpsRaise w:val="23"/>
+                                          <w:hps w:val="10"/>
+                                          <w:hpsRaise w:val="20"/>
                                           <w:hpsBaseText w:val="23"/>
-                                          <w:lid w:val="ja-JP"/>
+                                          <w:lid w:val="en-US"/>
                                         </w:rubyPr>
                                         <w:rt>
                                           <w:r>
                                             <w:rPr>
                                               <w:rFonts w:ascii="UD デジタル教科書体 N" w:eastAsia="UD デジタル教科書体 N" w:hAnsi="UD デジタル教科書体 N" w:cs="UD デジタル教科書体 N"/>
                                               <w:color w:val="1A1A1A"/>
-                                              <w:sz w:val="23"/>
-                                              <w:szCs w:val="23"/>
+                                              <w:sz w:val="10"/>
+                                              <w:szCs w:val="10"/>
                                             </w:rPr>
                                             <w:t>ノ</w:t>
                                           </w:r>
@@ -4525,18 +4509,18 @@
                                       <w:ruby>
                                         <w:rubyPr>
                                           <w:rubyAlign w:val="distributeLetter"/>
-                                          <w:hps w:val="23"/>
-                                          <w:hpsRaise w:val="23"/>
+                                          <w:hps w:val="10"/>
+                                          <w:hpsRaise w:val="20"/>
                                           <w:hpsBaseText w:val="23"/>
-                                          <w:lid w:val="ja-JP"/>
+                                          <w:lid w:val="en-US"/>
                                         </w:rubyPr>
                                         <w:rt>
                                           <w:r>
                                             <w:rPr>
                                               <w:rFonts w:ascii="UD デジタル教科書体 N" w:eastAsia="UD デジタル教科書体 N" w:hAnsi="UD デジタル教科書体 N" w:cs="UD デジタル教科書体 N"/>
                                               <w:color w:val="1A1A1A"/>
-                                              <w:sz w:val="23"/>
-                                              <w:szCs w:val="23"/>
+                                              <w:sz w:val="10"/>
+                                              <w:szCs w:val="10"/>
                                             </w:rPr>
                                             <w:t>メテ</w:t>
                                           </w:r>
@@ -4562,18 +4546,18 @@
                                       <w:ruby>
                                         <w:rubyPr>
                                           <w:rubyAlign w:val="distributeLetter"/>
-                                          <w:hps w:val="23"/>
-                                          <w:hpsRaise w:val="23"/>
+                                          <w:hps w:val="10"/>
+                                          <w:hpsRaise w:val="20"/>
                                           <w:hpsBaseText w:val="23"/>
-                                          <w:lid w:val="ja-JP"/>
+                                          <w:lid w:val="en-US"/>
                                         </w:rubyPr>
                                         <w:rt>
                                           <w:r>
                                             <w:rPr>
                                               <w:rFonts w:ascii="UD デジタル教科書体 N" w:eastAsia="UD デジタル教科書体 N" w:hAnsi="UD デジタル教科書体 N" w:cs="UD デジタル教科書体 N"/>
                                               <w:color w:val="1A1A1A"/>
-                                              <w:sz w:val="23"/>
-                                              <w:szCs w:val="23"/>
+                                              <w:sz w:val="10"/>
+                                              <w:szCs w:val="10"/>
                                             </w:rPr>
                                             <w:t>キテ</w:t>
                                           </w:r>
@@ -4609,18 +4593,18 @@
                                       <w:ruby>
                                         <w:rubyPr>
                                           <w:rubyAlign w:val="distributeSpace"/>
-                                          <w:hps w:val="23"/>
-                                          <w:hpsRaise w:val="23"/>
+                                          <w:hps w:val="10"/>
+                                          <w:hpsRaise w:val="20"/>
                                           <w:hpsBaseText w:val="23"/>
-                                          <w:lid w:val="ja-JP"/>
+                                          <w:lid w:val="en-US"/>
                                         </w:rubyPr>
                                         <w:rt>
                                           <w:r>
                                             <w:rPr>
                                               <w:rFonts w:ascii="UD デジタル教科書体 N" w:eastAsia="UD デジタル教科書体 N" w:hAnsi="UD デジタル教科書体 N" w:cs="UD デジタル教科書体 N"/>
                                               <w:color w:val="1A1A1A"/>
-                                              <w:sz w:val="23"/>
-                                              <w:szCs w:val="23"/>
+                                              <w:sz w:val="10"/>
+                                              <w:szCs w:val="10"/>
                                             </w:rPr>
                                             <w:t>ヲ</w:t>
                                           </w:r>
@@ -4655,18 +4639,18 @@
                                       <w:ruby>
                                         <w:rubyPr>
                                           <w:rubyAlign w:val="distributeSpace"/>
-                                          <w:hps w:val="23"/>
-                                          <w:hpsRaise w:val="23"/>
+                                          <w:hps w:val="10"/>
+                                          <w:hpsRaise w:val="20"/>
                                           <w:hpsBaseText w:val="23"/>
-                                          <w:lid w:val="ja-JP"/>
+                                          <w:lid w:val="en-US"/>
                                         </w:rubyPr>
                                         <w:rt>
                                           <w:r>
                                             <w:rPr>
                                               <w:rFonts w:ascii="UD デジタル教科書体 N" w:eastAsia="UD デジタル教科書体 N" w:hAnsi="UD デジタル教科書体 N" w:cs="UD デジタル教科書体 N"/>
                                               <w:color w:val="1A1A1A"/>
-                                              <w:sz w:val="23"/>
-                                              <w:szCs w:val="23"/>
+                                              <w:sz w:val="10"/>
+                                              <w:szCs w:val="10"/>
                                             </w:rPr>
                                             <w:t>ス</w:t>
                                           </w:r>
@@ -4702,18 +4686,18 @@
                                       <w:ruby>
                                         <w:rubyPr>
                                           <w:rubyAlign w:val="distributeSpace"/>
-                                          <w:hps w:val="23"/>
-                                          <w:hpsRaise w:val="23"/>
+                                          <w:hps w:val="10"/>
+                                          <w:hpsRaise w:val="20"/>
                                           <w:hpsBaseText w:val="23"/>
-                                          <w:lid w:val="ja-JP"/>
+                                          <w:lid w:val="en-US"/>
                                         </w:rubyPr>
                                         <w:rt>
                                           <w:r>
                                             <w:rPr>
                                               <w:rFonts w:ascii="UD デジタル教科書体 N" w:eastAsia="UD デジタル教科書体 N" w:hAnsi="UD デジタル教科書体 N" w:cs="UD デジタル教科書体 N"/>
                                               <w:color w:val="1A1A1A"/>
-                                              <w:sz w:val="23"/>
-                                              <w:szCs w:val="23"/>
+                                              <w:sz w:val="10"/>
+                                              <w:szCs w:val="10"/>
                                             </w:rPr>
                                             <w:t>ニ</w:t>
                                           </w:r>
@@ -4892,18 +4876,18 @@
                                       <w:ruby>
                                         <w:rubyPr>
                                           <w:rubyAlign w:val="distributeLetter"/>
-                                          <w:hps w:val="23"/>
-                                          <w:hpsRaise w:val="23"/>
+                                          <w:hps w:val="10"/>
+                                          <w:hpsRaise w:val="20"/>
                                           <w:hpsBaseText w:val="23"/>
-                                          <w:lid w:val="ja-JP"/>
+                                          <w:lid w:val="en-US"/>
                                         </w:rubyPr>
                                         <w:rt>
                                           <w:r>
                                             <w:rPr>
                                               <w:rFonts w:ascii="UD デジタル教科書体 N" w:eastAsia="UD デジタル教科書体 N" w:hAnsi="UD デジタル教科書体 N" w:cs="UD デジタル教科書体 N"/>
                                               <w:color w:val="1A1A1A"/>
-                                              <w:sz w:val="23"/>
-                                              <w:szCs w:val="23"/>
+                                              <w:sz w:val="10"/>
+                                              <w:szCs w:val="10"/>
                                             </w:rPr>
                                             <w:t>ンヤ</w:t>
                                           </w:r>
@@ -4929,18 +4913,18 @@
                                       <w:ruby>
                                         <w:rubyPr>
                                           <w:rubyAlign w:val="distributeLetter"/>
-                                          <w:hps w:val="23"/>
-                                          <w:hpsRaise w:val="23"/>
+                                          <w:hps w:val="10"/>
+                                          <w:hpsRaise w:val="20"/>
                                           <w:hpsBaseText w:val="23"/>
-                                          <w:lid w:val="ja-JP"/>
+                                          <w:lid w:val="en-US"/>
                                         </w:rubyPr>
                                         <w:rt>
                                           <w:r>
                                             <w:rPr>
                                               <w:rFonts w:ascii="UD デジタル教科書体 N" w:eastAsia="UD デジタル教科書体 N" w:hAnsi="UD デジタル教科書体 N" w:cs="UD デジタル教科書体 N"/>
                                               <w:color w:val="1A1A1A"/>
-                                              <w:sz w:val="23"/>
-                                              <w:szCs w:val="23"/>
+                                              <w:sz w:val="10"/>
+                                              <w:szCs w:val="10"/>
                                             </w:rPr>
                                             <w:t>ナル</w:t>
                                           </w:r>
@@ -4985,18 +4969,18 @@
                                       <w:ruby>
                                         <w:rubyPr>
                                           <w:rubyAlign w:val="distributeLetter"/>
-                                          <w:hps w:val="23"/>
-                                          <w:hpsRaise w:val="23"/>
+                                          <w:hps w:val="10"/>
+                                          <w:hpsRaise w:val="20"/>
                                           <w:hpsBaseText w:val="23"/>
-                                          <w:lid w:val="ja-JP"/>
+                                          <w:lid w:val="en-US"/>
                                         </w:rubyPr>
                                         <w:rt>
                                           <w:r>
                                             <w:rPr>
                                               <w:rFonts w:ascii="UD デジタル教科書体 N" w:eastAsia="UD デジタル教科書体 N" w:hAnsi="UD デジタル教科書体 N" w:cs="UD デジタル教科書体 N"/>
                                               <w:color w:val="1A1A1A"/>
-                                              <w:sz w:val="23"/>
-                                              <w:szCs w:val="23"/>
+                                              <w:sz w:val="10"/>
+                                              <w:szCs w:val="10"/>
                                             </w:rPr>
                                             <w:t>ヨリ</w:t>
                                           </w:r>
@@ -5041,18 +5025,18 @@
                                       <w:ruby>
                                         <w:rubyPr>
                                           <w:rubyAlign w:val="distributeSpace"/>
-                                          <w:hps w:val="23"/>
-                                          <w:hpsRaise w:val="23"/>
+                                          <w:hps w:val="10"/>
+                                          <w:hpsRaise w:val="20"/>
                                           <w:hpsBaseText w:val="23"/>
-                                          <w:lid w:val="ja-JP"/>
+                                          <w:lid w:val="en-US"/>
                                         </w:rubyPr>
                                         <w:rt>
                                           <w:r>
                                             <w:rPr>
                                               <w:rFonts w:ascii="UD デジタル教科書体 N" w:eastAsia="UD デジタル教科書体 N" w:hAnsi="UD デジタル教科書体 N" w:cs="UD デジタル教科書体 N"/>
                                               <w:color w:val="1A1A1A"/>
-                                              <w:sz w:val="23"/>
-                                              <w:szCs w:val="23"/>
+                                              <w:sz w:val="10"/>
+                                              <w:szCs w:val="10"/>
                                             </w:rPr>
                                             <w:t>ニ</w:t>
                                           </w:r>
@@ -5078,18 +5062,18 @@
                                       <w:ruby>
                                         <w:rubyPr>
                                           <w:rubyAlign w:val="distributeLetter"/>
-                                          <w:hps w:val="23"/>
-                                          <w:hpsRaise w:val="23"/>
+                                          <w:hps w:val="10"/>
+                                          <w:hpsRaise w:val="20"/>
                                           <w:hpsBaseText w:val="23"/>
-                                          <w:lid w:val="ja-JP"/>
+                                          <w:lid w:val="en-US"/>
                                         </w:rubyPr>
                                         <w:rt>
                                           <w:r>
                                             <w:rPr>
                                               <w:rFonts w:ascii="UD デジタル教科書体 N" w:eastAsia="UD デジタル教科書体 N" w:hAnsi="UD デジタル教科書体 N" w:cs="UD デジタル教科書体 N"/>
                                               <w:color w:val="1A1A1A"/>
-                                              <w:sz w:val="23"/>
-                                              <w:szCs w:val="23"/>
+                                              <w:sz w:val="10"/>
+                                              <w:szCs w:val="10"/>
                                             </w:rPr>
                                             <w:t>シトセンヤ</w:t>
                                           </w:r>
@@ -5134,18 +5118,18 @@
                                       <w:ruby>
                                         <w:rubyPr>
                                           <w:rubyAlign w:val="distributeSpace"/>
-                                          <w:hps w:val="23"/>
-                                          <w:hpsRaise w:val="23"/>
+                                          <w:hps w:val="10"/>
+                                          <w:hpsRaise w:val="20"/>
                                           <w:hpsBaseText w:val="23"/>
-                                          <w:lid w:val="ja-JP"/>
+                                          <w:lid w:val="en-US"/>
                                         </w:rubyPr>
                                         <w:rt>
                                           <w:r>
                                             <w:rPr>
                                               <w:rFonts w:ascii="UD デジタル教科書体 N" w:eastAsia="UD デジタル教科書体 N" w:hAnsi="UD デジタル教科書体 N" w:cs="UD デジタル教科書体 N"/>
                                               <w:color w:val="1A1A1A"/>
-                                              <w:sz w:val="23"/>
-                                              <w:szCs w:val="23"/>
+                                              <w:sz w:val="10"/>
+                                              <w:szCs w:val="10"/>
                                             </w:rPr>
                                             <w:t>ヲ</w:t>
                                           </w:r>
@@ -5343,18 +5327,18 @@
                                       <w:ruby>
                                         <w:rubyPr>
                                           <w:rubyAlign w:val="distributeSpace"/>
-                                          <w:hps w:val="23"/>
-                                          <w:hpsRaise w:val="23"/>
+                                          <w:hps w:val="10"/>
+                                          <w:hpsRaise w:val="20"/>
                                           <w:hpsBaseText w:val="23"/>
-                                          <w:lid w:val="ja-JP"/>
+                                          <w:lid w:val="en-US"/>
                                         </w:rubyPr>
                                         <w:rt>
                                           <w:r>
                                             <w:rPr>
                                               <w:rFonts w:ascii="UD デジタル教科書体 N" w:eastAsia="UD デジタル教科書体 N" w:hAnsi="UD デジタル教科書体 N" w:cs="UD デジタル教科書体 N"/>
                                               <w:color w:val="1A1A1A"/>
-                                              <w:sz w:val="23"/>
-                                              <w:szCs w:val="23"/>
+                                              <w:sz w:val="10"/>
+                                              <w:szCs w:val="10"/>
                                             </w:rPr>
                                             <w:t>ズ</w:t>
                                           </w:r>
@@ -5380,18 +5364,18 @@
                                       <w:ruby>
                                         <w:rubyPr>
                                           <w:rubyAlign w:val="distributeLetter"/>
-                                          <w:hps w:val="23"/>
-                                          <w:hpsRaise w:val="23"/>
+                                          <w:hps w:val="10"/>
+                                          <w:hpsRaise w:val="20"/>
                                           <w:hpsBaseText w:val="23"/>
-                                          <w:lid w:val="ja-JP"/>
+                                          <w:lid w:val="en-US"/>
                                         </w:rubyPr>
                                         <w:rt>
                                           <w:r>
                                             <w:rPr>
                                               <w:rFonts w:ascii="UD デジタル教科書体 N" w:eastAsia="UD デジタル教科書体 N" w:hAnsi="UD デジタル教科書体 N" w:cs="UD デジタル教科書体 N"/>
                                               <w:color w:val="1A1A1A"/>
-                                              <w:sz w:val="23"/>
-                                              <w:szCs w:val="23"/>
+                                              <w:sz w:val="10"/>
+                                              <w:szCs w:val="10"/>
                                             </w:rPr>
                                             <w:t>セバ</w:t>
                                           </w:r>
@@ -5427,18 +5411,18 @@
                                       <w:ruby>
                                         <w:rubyPr>
                                           <w:rubyAlign w:val="distributeLetter"/>
-                                          <w:hps w:val="23"/>
-                                          <w:hpsRaise w:val="23"/>
+                                          <w:hps w:val="10"/>
+                                          <w:hpsRaise w:val="20"/>
                                           <w:hpsBaseText w:val="23"/>
-                                          <w:lid w:val="ja-JP"/>
+                                          <w:lid w:val="en-US"/>
                                         </w:rubyPr>
                                         <w:rt>
                                           <w:r>
                                             <w:rPr>
                                               <w:rFonts w:ascii="UD デジタル教科書体 N" w:eastAsia="UD デジタル教科書体 N" w:hAnsi="UD デジタル教科書体 N" w:cs="UD デジタル教科書体 N"/>
                                               <w:color w:val="1A1A1A"/>
-                                              <w:sz w:val="23"/>
-                                              <w:szCs w:val="23"/>
+                                              <w:sz w:val="10"/>
+                                              <w:szCs w:val="10"/>
                                             </w:rPr>
                                             <w:t>サント</w:t>
                                           </w:r>
@@ -5474,18 +5458,18 @@
                                       <w:ruby>
                                         <w:rubyPr>
                                           <w:rubyAlign w:val="distributeSpace"/>
-                                          <w:hps w:val="23"/>
-                                          <w:hpsRaise w:val="23"/>
+                                          <w:hps w:val="10"/>
+                                          <w:hpsRaise w:val="20"/>
                                           <w:hpsBaseText w:val="23"/>
-                                          <w:lid w:val="ja-JP"/>
+                                          <w:lid w:val="en-US"/>
                                         </w:rubyPr>
                                         <w:rt>
                                           <w:r>
                                             <w:rPr>
                                               <w:rFonts w:ascii="UD デジタル教科書体 N" w:eastAsia="UD デジタル教科書体 N" w:hAnsi="UD デジタル教科書体 N" w:cs="UD デジタル教科書体 N"/>
                                               <w:color w:val="1A1A1A"/>
-                                              <w:sz w:val="23"/>
-                                              <w:szCs w:val="23"/>
+                                              <w:sz w:val="10"/>
+                                              <w:szCs w:val="10"/>
                                             </w:rPr>
                                             <w:t>ヲ</w:t>
                                           </w:r>
@@ -5530,18 +5514,18 @@
                                       <w:ruby>
                                         <w:rubyPr>
                                           <w:rubyAlign w:val="distributeSpace"/>
-                                          <w:hps w:val="23"/>
-                                          <w:hpsRaise w:val="23"/>
+                                          <w:hps w:val="10"/>
+                                          <w:hpsRaise w:val="20"/>
                                           <w:hpsBaseText w:val="23"/>
-                                          <w:lid w:val="ja-JP"/>
+                                          <w:lid w:val="en-US"/>
                                         </w:rubyPr>
                                         <w:rt>
                                           <w:r>
                                             <w:rPr>
                                               <w:rFonts w:ascii="UD デジタル教科書体 N" w:eastAsia="UD デジタル教科書体 N" w:hAnsi="UD デジタル教科書体 N" w:cs="UD デジタル教科書体 N"/>
                                               <w:color w:val="1A1A1A"/>
-                                              <w:sz w:val="23"/>
-                                              <w:szCs w:val="23"/>
+                                              <w:sz w:val="10"/>
+                                              <w:szCs w:val="10"/>
                                             </w:rPr>
                                             <w:t>ヅ</w:t>
                                           </w:r>
@@ -5567,18 +5551,18 @@
                                       <w:ruby>
                                         <w:rubyPr>
                                           <w:rubyAlign w:val="distributeSpace"/>
-                                          <w:hps w:val="23"/>
-                                          <w:hpsRaise w:val="23"/>
+                                          <w:hps w:val="10"/>
+                                          <w:hpsRaise w:val="20"/>
                                           <w:hpsBaseText w:val="23"/>
-                                          <w:lid w:val="ja-JP"/>
+                                          <w:lid w:val="en-US"/>
                                         </w:rubyPr>
                                         <w:rt>
                                           <w:r>
                                             <w:rPr>
                                               <w:rFonts w:ascii="UD デジタル教科書体 N" w:eastAsia="UD デジタル教科書体 N" w:hAnsi="UD デジタル教科書体 N" w:cs="UD デジタル教科書体 N"/>
                                               <w:color w:val="1A1A1A"/>
-                                              <w:sz w:val="23"/>
-                                              <w:szCs w:val="23"/>
+                                              <w:sz w:val="10"/>
+                                              <w:szCs w:val="10"/>
                                             </w:rPr>
                                             <w:t>リ</w:t>
                                           </w:r>
@@ -5614,18 +5598,18 @@
                                       <w:ruby>
                                         <w:rubyPr>
                                           <w:rubyAlign w:val="distributeLetter"/>
-                                          <w:hps w:val="23"/>
-                                          <w:hpsRaise w:val="23"/>
+                                          <w:hps w:val="10"/>
+                                          <w:hpsRaise w:val="20"/>
                                           <w:hpsBaseText w:val="23"/>
-                                          <w:lid w:val="ja-JP"/>
+                                          <w:lid w:val="en-US"/>
                                         </w:rubyPr>
                                         <w:rt>
                                           <w:r>
                                             <w:rPr>
                                               <w:rFonts w:ascii="UD デジタル教科書体 N" w:eastAsia="UD デジタル教科書体 N" w:hAnsi="UD デジタル教科書体 N" w:cs="UD デジタル教科書体 N"/>
                                               <w:color w:val="1A1A1A"/>
-                                              <w:sz w:val="23"/>
-                                              <w:szCs w:val="23"/>
+                                              <w:sz w:val="10"/>
+                                              <w:szCs w:val="10"/>
                                             </w:rPr>
                                             <w:t>くわい</w:t>
                                           </w:r>
@@ -5651,18 +5635,18 @@
                                       <w:ruby>
                                         <w:rubyPr>
                                           <w:rubyAlign w:val="distributeLetter"/>
-                                          <w:hps w:val="23"/>
-                                          <w:hpsRaise w:val="23"/>
+                                          <w:hps w:val="10"/>
+                                          <w:hpsRaise w:val="20"/>
                                           <w:hpsBaseText w:val="23"/>
-                                          <w:lid w:val="ja-JP"/>
+                                          <w:lid w:val="en-US"/>
                                         </w:rubyPr>
                                         <w:rt>
                                           <w:r>
                                             <w:rPr>
                                               <w:rFonts w:ascii="UD デジタル教科書体 N" w:eastAsia="UD デジタル教科書体 N" w:hAnsi="UD デジタル教科書体 N" w:cs="UD デジタル教科書体 N"/>
                                               <w:color w:val="1A1A1A"/>
-                                              <w:sz w:val="23"/>
-                                              <w:szCs w:val="23"/>
+                                              <w:sz w:val="10"/>
+                                              <w:szCs w:val="10"/>
                                             </w:rPr>
                                             <w:t>メヨ</w:t>
                                           </w:r>
@@ -5841,18 +5825,18 @@
                                       <w:ruby>
                                         <w:rubyPr>
                                           <w:rubyAlign w:val="distributeLetter"/>
-                                          <w:hps w:val="23"/>
-                                          <w:hpsRaise w:val="23"/>
+                                          <w:hps w:val="10"/>
+                                          <w:hpsRaise w:val="20"/>
                                           <w:hpsBaseText w:val="23"/>
-                                          <w:lid w:val="ja-JP"/>
+                                          <w:lid w:val="en-US"/>
                                         </w:rubyPr>
                                         <w:rt>
                                           <w:r>
                                             <w:rPr>
                                               <w:rFonts w:ascii="UD デジタル教科書体 N" w:eastAsia="UD デジタル教科書体 N" w:hAnsi="UD デジタル教科書体 N" w:cs="UD デジタル教科書体 N"/>
                                               <w:color w:val="1A1A1A"/>
-                                              <w:sz w:val="23"/>
-                                              <w:szCs w:val="23"/>
+                                              <w:sz w:val="10"/>
+                                              <w:szCs w:val="10"/>
                                             </w:rPr>
                                             <w:t>ズシテ</w:t>
                                           </w:r>
@@ -5897,18 +5881,18 @@
                                       <w:ruby>
                                         <w:rubyPr>
                                           <w:rubyAlign w:val="distributeLetter"/>
-                                          <w:hps w:val="23"/>
-                                          <w:hpsRaise w:val="23"/>
+                                          <w:hps w:val="10"/>
+                                          <w:hpsRaise w:val="20"/>
                                           <w:hpsBaseText w:val="23"/>
-                                          <w:lid w:val="ja-JP"/>
+                                          <w:lid w:val="en-US"/>
                                         </w:rubyPr>
                                         <w:rt>
                                           <w:r>
                                             <w:rPr>
                                               <w:rFonts w:ascii="UD デジタル教科書体 N" w:eastAsia="UD デジタル教科書体 N" w:hAnsi="UD デジタル教科書体 N" w:cs="UD デジタル教科書体 N"/>
                                               <w:color w:val="1A1A1A"/>
-                                              <w:sz w:val="23"/>
-                                              <w:szCs w:val="23"/>
+                                              <w:sz w:val="10"/>
+                                              <w:szCs w:val="10"/>
                                             </w:rPr>
                                             <w:t>ナラ</w:t>
                                           </w:r>
@@ -5953,18 +5937,18 @@
                                       <w:ruby>
                                         <w:rubyPr>
                                           <w:rubyAlign w:val="distributeSpace"/>
-                                          <w:hps w:val="23"/>
-                                          <w:hpsRaise w:val="23"/>
+                                          <w:hps w:val="10"/>
+                                          <w:hpsRaise w:val="20"/>
                                           <w:hpsBaseText w:val="23"/>
-                                          <w:lid w:val="ja-JP"/>
+                                          <w:lid w:val="en-US"/>
                                         </w:rubyPr>
                                         <w:rt>
                                           <w:r>
                                             <w:rPr>
                                               <w:rFonts w:ascii="UD デジタル教科書体 N" w:eastAsia="UD デジタル教科書体 N" w:hAnsi="UD デジタル教科書体 N" w:cs="UD デジタル教科書体 N"/>
                                               <w:color w:val="1A1A1A"/>
-                                              <w:sz w:val="23"/>
-                                              <w:szCs w:val="23"/>
+                                              <w:sz w:val="10"/>
+                                              <w:szCs w:val="10"/>
                                             </w:rPr>
                                             <w:t>ノ</w:t>
                                           </w:r>
@@ -5999,18 +5983,18 @@
                                       <w:ruby>
                                         <w:rubyPr>
                                           <w:rubyAlign w:val="distributeSpace"/>
-                                          <w:hps w:val="23"/>
-                                          <w:hpsRaise w:val="23"/>
+                                          <w:hps w:val="10"/>
+                                          <w:hpsRaise w:val="20"/>
                                           <w:hpsBaseText w:val="23"/>
-                                          <w:lid w:val="ja-JP"/>
+                                          <w:lid w:val="en-US"/>
                                         </w:rubyPr>
                                         <w:rt>
                                           <w:r>
                                             <w:rPr>
                                               <w:rFonts w:ascii="UD デジタル教科書体 N" w:eastAsia="UD デジタル教科書体 N" w:hAnsi="UD デジタル教科書体 N" w:cs="UD デジタル教科書体 N"/>
                                               <w:color w:val="1A1A1A"/>
-                                              <w:sz w:val="23"/>
-                                              <w:szCs w:val="23"/>
+                                              <w:sz w:val="10"/>
+                                              <w:szCs w:val="10"/>
                                             </w:rPr>
                                             <w:t>ル</w:t>
                                           </w:r>
@@ -6198,18 +6182,18 @@
                                       <w:ruby>
                                         <w:rubyPr>
                                           <w:rubyAlign w:val="distributeSpace"/>
-                                          <w:hps w:val="23"/>
-                                          <w:hpsRaise w:val="23"/>
+                                          <w:hps w:val="10"/>
+                                          <w:hpsRaise w:val="20"/>
                                           <w:hpsBaseText w:val="23"/>
-                                          <w:lid w:val="ja-JP"/>
+                                          <w:lid w:val="en-US"/>
                                         </w:rubyPr>
                                         <w:rt>
                                           <w:r>
                                             <w:rPr>
                                               <w:rFonts w:ascii="UD デジタル教科書体 N" w:eastAsia="UD デジタル教科書体 N" w:hAnsi="UD デジタル教科書体 N" w:cs="UD デジタル教科書体 N"/>
                                               <w:color w:val="1A1A1A"/>
-                                              <w:sz w:val="23"/>
-                                              <w:szCs w:val="23"/>
+                                              <w:sz w:val="10"/>
+                                              <w:szCs w:val="10"/>
                                             </w:rPr>
                                             <w:t>ニ</w:t>
                                           </w:r>
@@ -6235,18 +6219,18 @@
                                       <w:ruby>
                                         <w:rubyPr>
                                           <w:rubyAlign w:val="distributeLetter"/>
-                                          <w:hps w:val="23"/>
-                                          <w:hpsRaise w:val="23"/>
+                                          <w:hps w:val="10"/>
+                                          <w:hpsRaise w:val="20"/>
                                           <w:hpsBaseText w:val="23"/>
-                                          <w:lid w:val="ja-JP"/>
+                                          <w:lid w:val="en-US"/>
                                         </w:rubyPr>
                                         <w:rt>
                                           <w:r>
                                             <w:rPr>
                                               <w:rFonts w:ascii="UD デジタル教科書体 N" w:eastAsia="UD デジタル教科書体 N" w:hAnsi="UD デジタル教科書体 N" w:cs="UD デジタル教科書体 N"/>
                                               <w:color w:val="1A1A1A"/>
-                                              <w:sz w:val="23"/>
-                                              <w:szCs w:val="23"/>
+                                              <w:sz w:val="10"/>
+                                              <w:szCs w:val="10"/>
                                             </w:rPr>
                                             <w:t>ラン</w:t>
                                           </w:r>
@@ -6425,18 +6409,18 @@
                                       <w:ruby>
                                         <w:rubyPr>
                                           <w:rubyAlign w:val="distributeLetter"/>
-                                          <w:hps w:val="23"/>
-                                          <w:hpsRaise w:val="23"/>
+                                          <w:hps w:val="10"/>
+                                          <w:hpsRaise w:val="20"/>
                                           <w:hpsBaseText w:val="23"/>
-                                          <w:lid w:val="ja-JP"/>
+                                          <w:lid w:val="en-US"/>
                                         </w:rubyPr>
                                         <w:rt>
                                           <w:r>
                                             <w:rPr>
                                               <w:rFonts w:ascii="UD デジタル教科書体 N" w:eastAsia="UD デジタル教科書体 N" w:hAnsi="UD デジタル教科書体 N" w:cs="UD デジタル教科書体 N"/>
                                               <w:color w:val="6B6B63"/>
-                                              <w:sz w:val="23"/>
-                                              <w:szCs w:val="23"/>
+                                              <w:sz w:val="10"/>
+                                              <w:szCs w:val="10"/>
                                             </w:rPr>
                                             <w:t>けん</w:t>
                                           </w:r>
@@ -6471,18 +6455,18 @@
                                       <w:ruby>
                                         <w:rubyPr>
                                           <w:rubyAlign w:val="distributeLetter"/>
-                                          <w:hps w:val="23"/>
-                                          <w:hpsRaise w:val="23"/>
+                                          <w:hps w:val="10"/>
+                                          <w:hpsRaise w:val="20"/>
                                           <w:hpsBaseText w:val="23"/>
-                                          <w:lid w:val="ja-JP"/>
+                                          <w:lid w:val="en-US"/>
                                         </w:rubyPr>
                                         <w:rt>
                                           <w:r>
                                             <w:rPr>
                                               <w:rFonts w:ascii="UD デジタル教科書体 N" w:eastAsia="UD デジタル教科書体 N" w:hAnsi="UD デジタル教科書体 N" w:cs="UD デジタル教科書体 N"/>
                                               <w:color w:val="6B6B63"/>
-                                              <w:sz w:val="23"/>
-                                              <w:szCs w:val="23"/>
+                                              <w:sz w:val="10"/>
+                                              <w:szCs w:val="10"/>
                                             </w:rPr>
                                             <w:t>ハク</w:t>
                                           </w:r>
@@ -6517,18 +6501,18 @@
                                       <w:ruby>
                                         <w:rubyPr>
                                           <w:rubyAlign w:val="distributeLetter"/>
-                                          <w:hps w:val="23"/>
-                                          <w:hpsRaise w:val="23"/>
+                                          <w:hps w:val="10"/>
+                                          <w:hpsRaise w:val="20"/>
                                           <w:hpsBaseText w:val="23"/>
-                                          <w:lid w:val="ja-JP"/>
+                                          <w:lid w:val="en-US"/>
                                         </w:rubyPr>
                                         <w:rt>
                                           <w:r>
                                             <w:rPr>
                                               <w:rFonts w:ascii="UD デジタル教科書体 N" w:eastAsia="UD デジタル教科書体 N" w:hAnsi="UD デジタル教科書体 N" w:cs="UD デジタル教科書体 N"/>
                                               <w:color w:val="6B6B63"/>
-                                              <w:sz w:val="23"/>
-                                              <w:szCs w:val="23"/>
+                                              <w:sz w:val="10"/>
+                                              <w:szCs w:val="10"/>
                                             </w:rPr>
                                             <w:t>スラ</w:t>
                                           </w:r>
@@ -6554,18 +6538,18 @@
                                       <w:ruby>
                                         <w:rubyPr>
                                           <w:rubyAlign w:val="distributeSpace"/>
-                                          <w:hps w:val="23"/>
-                                          <w:hpsRaise w:val="23"/>
+                                          <w:hps w:val="10"/>
+                                          <w:hpsRaise w:val="20"/>
                                           <w:hpsBaseText w:val="23"/>
-                                          <w:lid w:val="ja-JP"/>
+                                          <w:lid w:val="en-US"/>
                                         </w:rubyPr>
                                         <w:rt>
                                           <w:r>
                                             <w:rPr>
                                               <w:rFonts w:ascii="UD デジタル教科書体 N" w:eastAsia="UD デジタル教科書体 N" w:hAnsi="UD デジタル教科書体 N" w:cs="UD デジタル教科書体 N"/>
                                               <w:color w:val="6B6B63"/>
-                                              <w:sz w:val="23"/>
-                                              <w:szCs w:val="23"/>
+                                              <w:sz w:val="10"/>
+                                              <w:szCs w:val="10"/>
                                             </w:rPr>
                                             <w:t>ツ</w:t>
                                           </w:r>
@@ -6591,18 +6575,18 @@
                                       <w:ruby>
                                         <w:rubyPr>
                                           <w:rubyAlign w:val="distributeSpace"/>
-                                          <w:hps w:val="23"/>
-                                          <w:hpsRaise w:val="23"/>
+                                          <w:hps w:val="10"/>
+                                          <w:hpsRaise w:val="20"/>
                                           <w:hpsBaseText w:val="23"/>
-                                          <w:lid w:val="ja-JP"/>
+                                          <w:lid w:val="en-US"/>
                                         </w:rubyPr>
                                         <w:rt>
                                           <w:r>
                                             <w:rPr>
                                               <w:rFonts w:ascii="UD デジタル教科書体 N" w:eastAsia="UD デジタル教科書体 N" w:hAnsi="UD デジタル教科書体 N" w:cs="UD デジタル教科書体 N"/>
                                               <w:color w:val="6B6B63"/>
-                                              <w:sz w:val="23"/>
-                                              <w:szCs w:val="23"/>
+                                              <w:sz w:val="10"/>
+                                              <w:szCs w:val="10"/>
                                             </w:rPr>
                                             <w:t>フ</w:t>
                                           </w:r>
@@ -6638,18 +6622,18 @@
                                       <w:ruby>
                                         <w:rubyPr>
                                           <w:rubyAlign w:val="distributeSpace"/>
-                                          <w:hps w:val="23"/>
-                                          <w:hpsRaise w:val="23"/>
+                                          <w:hps w:val="10"/>
+                                          <w:hpsRaise w:val="20"/>
                                           <w:hpsBaseText w:val="23"/>
-                                          <w:lid w:val="ja-JP"/>
+                                          <w:lid w:val="en-US"/>
                                         </w:rubyPr>
                                         <w:rt>
                                           <w:r>
                                             <w:rPr>
                                               <w:rFonts w:ascii="UD デジタル教科書体 N" w:eastAsia="UD デジタル教科書体 N" w:hAnsi="UD デジタル教科書体 N" w:cs="UD デジタル教科書体 N"/>
                                               <w:color w:val="6B6B63"/>
-                                              <w:sz w:val="23"/>
-                                              <w:szCs w:val="23"/>
+                                              <w:sz w:val="10"/>
+                                              <w:szCs w:val="10"/>
                                             </w:rPr>
                                             <w:t>ヲ</w:t>
                                           </w:r>
@@ -6684,18 +6668,18 @@
                                       <w:ruby>
                                         <w:rubyPr>
                                           <w:rubyAlign w:val="distributeLetter"/>
-                                          <w:hps w:val="23"/>
-                                          <w:hpsRaise w:val="23"/>
+                                          <w:hps w:val="10"/>
+                                          <w:hpsRaise w:val="20"/>
                                           <w:hpsBaseText w:val="23"/>
-                                          <w:lid w:val="ja-JP"/>
+                                          <w:lid w:val="en-US"/>
                                         </w:rubyPr>
                                         <w:rt>
                                           <w:r>
                                             <w:rPr>
                                               <w:rFonts w:ascii="UD デジタル教科書体 N" w:eastAsia="UD デジタル教科書体 N" w:hAnsi="UD デジタル教科書体 N" w:cs="UD デジタル教科書体 N"/>
                                               <w:color w:val="6B6B63"/>
-                                              <w:sz w:val="23"/>
-                                              <w:szCs w:val="23"/>
+                                              <w:sz w:val="10"/>
+                                              <w:szCs w:val="10"/>
                                             </w:rPr>
                                             <w:t>ンヤ</w:t>
                                           </w:r>
@@ -6721,18 +6705,18 @@
                                       <w:ruby>
                                         <w:rubyPr>
                                           <w:rubyAlign w:val="distributeLetter"/>
-                                          <w:hps w:val="23"/>
-                                          <w:hpsRaise w:val="23"/>
+                                          <w:hps w:val="10"/>
+                                          <w:hpsRaise w:val="20"/>
                                           <w:hpsBaseText w:val="23"/>
-                                          <w:lid w:val="ja-JP"/>
+                                          <w:lid w:val="en-US"/>
                                         </w:rubyPr>
                                         <w:rt>
                                           <w:r>
                                             <w:rPr>
                                               <w:rFonts w:ascii="UD デジタル教科書体 N" w:eastAsia="UD デジタル教科書体 N" w:hAnsi="UD デジタル教科書体 N" w:cs="UD デジタル教科書体 N"/>
                                               <w:color w:val="6B6B63"/>
-                                              <w:sz w:val="23"/>
-                                              <w:szCs w:val="23"/>
+                                              <w:sz w:val="10"/>
+                                              <w:szCs w:val="10"/>
                                             </w:rPr>
                                             <w:t>ケル</w:t>
                                           </w:r>
@@ -6758,18 +6742,18 @@
                                       <w:ruby>
                                         <w:rubyPr>
                                           <w:rubyAlign w:val="distributeLetter"/>
-                                          <w:hps w:val="23"/>
-                                          <w:hpsRaise w:val="23"/>
+                                          <w:hps w:val="10"/>
+                                          <w:hpsRaise w:val="20"/>
                                           <w:hpsBaseText w:val="23"/>
-                                          <w:lid w:val="ja-JP"/>
+                                          <w:lid w:val="en-US"/>
                                         </w:rubyPr>
                                         <w:rt>
                                           <w:r>
                                             <w:rPr>
                                               <w:rFonts w:ascii="UD デジタル教科書体 N" w:eastAsia="UD デジタル教科書体 N" w:hAnsi="UD デジタル教科書体 N" w:cs="UD デジタル教科書体 N"/>
                                               <w:color w:val="6B6B63"/>
-                                              <w:sz w:val="23"/>
-                                              <w:szCs w:val="23"/>
+                                              <w:sz w:val="10"/>
+                                              <w:szCs w:val="10"/>
                                             </w:rPr>
                                             <w:t>ヲヤ</w:t>
                                           </w:r>
@@ -6948,18 +6932,18 @@
                                       <w:ruby>
                                         <w:rubyPr>
                                           <w:rubyAlign w:val="distributeLetter"/>
-                                          <w:hps w:val="23"/>
-                                          <w:hpsRaise w:val="23"/>
+                                          <w:hps w:val="10"/>
+                                          <w:hpsRaise w:val="20"/>
                                           <w:hpsBaseText w:val="23"/>
-                                          <w:lid w:val="ja-JP"/>
+                                          <w:lid w:val="en-US"/>
                                         </w:rubyPr>
                                         <w:rt>
                                           <w:r>
                                             <w:rPr>
                                               <w:rFonts w:ascii="UD デジタル教科書体 N" w:eastAsia="UD デジタル教科書体 N" w:hAnsi="UD デジタル教科書体 N" w:cs="UD デジタル教科書体 N"/>
                                               <w:color w:val="1A1A1A"/>
-                                              <w:sz w:val="23"/>
-                                              <w:szCs w:val="23"/>
+                                              <w:sz w:val="10"/>
+                                              <w:szCs w:val="10"/>
                                             </w:rPr>
                                             <w:t>ヒテ</w:t>
                                           </w:r>
@@ -7004,18 +6988,18 @@
                                       <w:ruby>
                                         <w:rubyPr>
                                           <w:rubyAlign w:val="distributeSpace"/>
-                                          <w:hps w:val="23"/>
-                                          <w:hpsRaise w:val="23"/>
+                                          <w:hps w:val="10"/>
+                                          <w:hpsRaise w:val="20"/>
                                           <w:hpsBaseText w:val="23"/>
-                                          <w:lid w:val="ja-JP"/>
+                                          <w:lid w:val="en-US"/>
                                         </w:rubyPr>
                                         <w:rt>
                                           <w:r>
                                             <w:rPr>
                                               <w:rFonts w:ascii="UD デジタル教科書体 N" w:eastAsia="UD デジタル教科書体 N" w:hAnsi="UD デジタル教科書体 N" w:cs="UD デジタル教科書体 N"/>
                                               <w:color w:val="1A1A1A"/>
-                                              <w:sz w:val="23"/>
-                                              <w:szCs w:val="23"/>
+                                              <w:sz w:val="10"/>
+                                              <w:szCs w:val="10"/>
                                             </w:rPr>
                                             <w:t>ノ</w:t>
                                           </w:r>
@@ -7050,18 +7034,18 @@
                                       <w:ruby>
                                         <w:rubyPr>
                                           <w:rubyAlign w:val="distributeSpace"/>
-                                          <w:hps w:val="23"/>
-                                          <w:hpsRaise w:val="23"/>
+                                          <w:hps w:val="10"/>
+                                          <w:hpsRaise w:val="20"/>
                                           <w:hpsBaseText w:val="23"/>
-                                          <w:lid w:val="ja-JP"/>
+                                          <w:lid w:val="en-US"/>
                                         </w:rubyPr>
                                         <w:rt>
                                           <w:r>
                                             <w:rPr>
                                               <w:rFonts w:ascii="UD デジタル教科書体 N" w:eastAsia="UD デジタル教科書体 N" w:hAnsi="UD デジタル教科書体 N" w:cs="UD デジタル教科書体 N"/>
                                               <w:color w:val="1A1A1A"/>
-                                              <w:sz w:val="23"/>
-                                              <w:szCs w:val="23"/>
+                                              <w:sz w:val="10"/>
+                                              <w:szCs w:val="10"/>
                                             </w:rPr>
                                             <w:t>ニ</w:t>
                                           </w:r>
@@ -7106,18 +7090,18 @@
                                       <w:ruby>
                                         <w:rubyPr>
                                           <w:rubyAlign w:val="distributeSpace"/>
-                                          <w:hps w:val="23"/>
-                                          <w:hpsRaise w:val="23"/>
+                                          <w:hps w:val="10"/>
+                                          <w:hpsRaise w:val="20"/>
                                           <w:hpsBaseText w:val="23"/>
-                                          <w:lid w:val="ja-JP"/>
+                                          <w:lid w:val="en-US"/>
                                         </w:rubyPr>
                                         <w:rt>
                                           <w:r>
                                             <w:rPr>
                                               <w:rFonts w:ascii="UD デジタル教科書体 N" w:eastAsia="UD デジタル教科書体 N" w:hAnsi="UD デジタル教科書体 N" w:cs="UD デジタル教科書体 N"/>
                                               <w:color w:val="1A1A1A"/>
-                                              <w:sz w:val="23"/>
-                                              <w:szCs w:val="23"/>
+                                              <w:sz w:val="10"/>
+                                              <w:szCs w:val="10"/>
                                             </w:rPr>
                                             <w:t>ル</w:t>
                                           </w:r>
@@ -7152,18 +7136,18 @@
                                       <w:ruby>
                                         <w:rubyPr>
                                           <w:rubyAlign w:val="distributeSpace"/>
-                                          <w:hps w:val="23"/>
-                                          <w:hpsRaise w:val="23"/>
+                                          <w:hps w:val="10"/>
+                                          <w:hpsRaise w:val="20"/>
                                           <w:hpsBaseText w:val="23"/>
-                                          <w:lid w:val="ja-JP"/>
+                                          <w:lid w:val="en-US"/>
                                         </w:rubyPr>
                                         <w:rt>
                                           <w:r>
                                             <w:rPr>
                                               <w:rFonts w:ascii="UD デジタル教科書体 N" w:eastAsia="UD デジタル教科書体 N" w:hAnsi="UD デジタル教科書体 N" w:cs="UD デジタル教科書体 N"/>
                                               <w:color w:val="1A1A1A"/>
-                                              <w:sz w:val="23"/>
-                                              <w:szCs w:val="23"/>
+                                              <w:sz w:val="10"/>
+                                              <w:szCs w:val="10"/>
                                             </w:rPr>
                                             <w:t>ル</w:t>
                                           </w:r>
@@ -7351,18 +7335,18 @@
                                       <w:ruby>
                                         <w:rubyPr>
                                           <w:rubyAlign w:val="distributeSpace"/>
-                                          <w:hps w:val="23"/>
-                                          <w:hpsRaise w:val="23"/>
+                                          <w:hps w:val="10"/>
+                                          <w:hpsRaise w:val="20"/>
                                           <w:hpsBaseText w:val="23"/>
-                                          <w:lid w:val="ja-JP"/>
+                                          <w:lid w:val="en-US"/>
                                         </w:rubyPr>
                                         <w:rt>
                                           <w:r>
                                             <w:rPr>
                                               <w:rFonts w:ascii="UD デジタル教科書体 N" w:eastAsia="UD デジタル教科書体 N" w:hAnsi="UD デジタル教科書体 N" w:cs="UD デジタル教科書体 N"/>
                                               <w:color w:val="1A1A1A"/>
-                                              <w:sz w:val="23"/>
-                                              <w:szCs w:val="23"/>
+                                              <w:sz w:val="10"/>
+                                              <w:szCs w:val="10"/>
                                             </w:rPr>
                                             <w:t>ニ</w:t>
                                           </w:r>
@@ -7397,18 +7381,18 @@
                                       <w:ruby>
                                         <w:rubyPr>
                                           <w:rubyAlign w:val="distributeSpace"/>
-                                          <w:hps w:val="23"/>
-                                          <w:hpsRaise w:val="23"/>
+                                          <w:hps w:val="10"/>
+                                          <w:hpsRaise w:val="20"/>
                                           <w:hpsBaseText w:val="23"/>
-                                          <w:lid w:val="ja-JP"/>
+                                          <w:lid w:val="en-US"/>
                                         </w:rubyPr>
                                         <w:rt>
                                           <w:r>
                                             <w:rPr>
                                               <w:rFonts w:ascii="UD デジタル教科書体 N" w:eastAsia="UD デジタル教科書体 N" w:hAnsi="UD デジタル教科書体 N" w:cs="UD デジタル教科書体 N"/>
                                               <w:color w:val="1A1A1A"/>
-                                              <w:sz w:val="23"/>
-                                              <w:szCs w:val="23"/>
+                                              <w:sz w:val="10"/>
+                                              <w:szCs w:val="10"/>
                                             </w:rPr>
                                             <w:t>リ</w:t>
                                           </w:r>
@@ -7444,18 +7428,18 @@
                                       <w:ruby>
                                         <w:rubyPr>
                                           <w:rubyAlign w:val="distributeLetter"/>
-                                          <w:hps w:val="23"/>
-                                          <w:hpsRaise w:val="23"/>
+                                          <w:hps w:val="10"/>
+                                          <w:hpsRaise w:val="20"/>
                                           <w:hpsBaseText w:val="23"/>
-                                          <w:lid w:val="ja-JP"/>
+                                          <w:lid w:val="en-US"/>
                                         </w:rubyPr>
                                         <w:rt>
                                           <w:r>
                                             <w:rPr>
                                               <w:rFonts w:ascii="UD デジタル教科書体 N" w:eastAsia="UD デジタル教科書体 N" w:hAnsi="UD デジタル教科書体 N" w:cs="UD デジタル教科書体 N"/>
                                               <w:color w:val="1A1A1A"/>
-                                              <w:sz w:val="23"/>
-                                              <w:szCs w:val="23"/>
+                                              <w:sz w:val="10"/>
+                                              <w:szCs w:val="10"/>
                                             </w:rPr>
                                             <w:t>ツテ</w:t>
                                           </w:r>
@@ -7500,18 +7484,18 @@
                                       <w:ruby>
                                         <w:rubyPr>
                                           <w:rubyAlign w:val="distributeSpace"/>
-                                          <w:hps w:val="23"/>
-                                          <w:hpsRaise w:val="23"/>
+                                          <w:hps w:val="10"/>
+                                          <w:hpsRaise w:val="20"/>
                                           <w:hpsBaseText w:val="23"/>
-                                          <w:lid w:val="ja-JP"/>
+                                          <w:lid w:val="en-US"/>
                                         </w:rubyPr>
                                         <w:rt>
                                           <w:r>
                                             <w:rPr>
                                               <w:rFonts w:ascii="UD デジタル教科書体 N" w:eastAsia="UD デジタル教科書体 N" w:hAnsi="UD デジタル教科書体 N" w:cs="UD デジタル教科書体 N"/>
                                               <w:color w:val="1A1A1A"/>
-                                              <w:sz w:val="23"/>
-                                              <w:szCs w:val="23"/>
+                                              <w:sz w:val="10"/>
+                                              <w:szCs w:val="10"/>
                                             </w:rPr>
                                             <w:t>ヲ</w:t>
                                           </w:r>
@@ -7547,18 +7531,18 @@
                                       <w:ruby>
                                         <w:rubyPr>
                                           <w:rubyAlign w:val="distributeLetter"/>
-                                          <w:hps w:val="23"/>
-                                          <w:hpsRaise w:val="23"/>
+                                          <w:hps w:val="10"/>
+                                          <w:hpsRaise w:val="20"/>
                                           <w:hpsBaseText w:val="23"/>
-                                          <w:lid w:val="ja-JP"/>
+                                          <w:lid w:val="en-US"/>
                                         </w:rubyPr>
                                         <w:rt>
                                           <w:r>
                                             <w:rPr>
                                               <w:rFonts w:ascii="UD デジタル教科書体 N" w:eastAsia="UD デジタル教科書体 N" w:hAnsi="UD デジタル教科書体 N" w:cs="UD デジタル教科書体 N"/>
                                               <w:color w:val="1A1A1A"/>
-                                              <w:sz w:val="23"/>
-                                              <w:szCs w:val="23"/>
+                                              <w:sz w:val="10"/>
+                                              <w:szCs w:val="10"/>
                                             </w:rPr>
                                             <w:t>ムル</w:t>
                                           </w:r>
@@ -7594,18 +7578,18 @@
                                       <w:ruby>
                                         <w:rubyPr>
                                           <w:rubyAlign w:val="distributeLetter"/>
-                                          <w:hps w:val="23"/>
-                                          <w:hpsRaise w:val="23"/>
+                                          <w:hps w:val="10"/>
+                                          <w:hpsRaise w:val="20"/>
                                           <w:hpsBaseText w:val="23"/>
-                                          <w:lid w:val="ja-JP"/>
+                                          <w:lid w:val="en-US"/>
                                         </w:rubyPr>
                                         <w:rt>
                                           <w:r>
                                             <w:rPr>
                                               <w:rFonts w:ascii="UD デジタル教科書体 N" w:eastAsia="UD デジタル教科書体 N" w:hAnsi="UD デジタル教科書体 N" w:cs="UD デジタル教科書体 N"/>
                                               <w:color w:val="1A1A1A"/>
-                                              <w:sz w:val="23"/>
-                                              <w:szCs w:val="23"/>
+                                              <w:sz w:val="10"/>
+                                              <w:szCs w:val="10"/>
                                             </w:rPr>
                                             <w:t>けん</w:t>
                                           </w:r>
@@ -7631,18 +7615,18 @@
                                       <w:ruby>
                                         <w:rubyPr>
                                           <w:rubyAlign w:val="distributeLetter"/>
-                                          <w:hps w:val="23"/>
-                                          <w:hpsRaise w:val="23"/>
+                                          <w:hps w:val="10"/>
+                                          <w:hpsRaise w:val="20"/>
                                           <w:hpsBaseText w:val="23"/>
-                                          <w:lid w:val="ja-JP"/>
+                                          <w:lid w:val="en-US"/>
                                         </w:rubyPr>
                                         <w:rt>
                                           <w:r>
                                             <w:rPr>
                                               <w:rFonts w:ascii="UD デジタル教科書体 N" w:eastAsia="UD デジタル教科書体 N" w:hAnsi="UD デジタル教科書体 N" w:cs="UD デジタル教科書体 N"/>
                                               <w:color w:val="1A1A1A"/>
-                                              <w:sz w:val="23"/>
-                                              <w:szCs w:val="23"/>
+                                              <w:sz w:val="10"/>
+                                              <w:szCs w:val="10"/>
                                             </w:rPr>
                                             <w:t>ヲシテ</w:t>
                                           </w:r>
@@ -7668,18 +7652,18 @@
                                       <w:ruby>
                                         <w:rubyPr>
                                           <w:rubyAlign w:val="distributeSpace"/>
-                                          <w:hps w:val="23"/>
-                                          <w:hpsRaise w:val="23"/>
+                                          <w:hps w:val="10"/>
+                                          <w:hpsRaise w:val="20"/>
                                           <w:hpsBaseText w:val="23"/>
-                                          <w:lid w:val="ja-JP"/>
+                                          <w:lid w:val="en-US"/>
                                         </w:rubyPr>
                                         <w:rt>
                                           <w:r>
                                             <w:rPr>
                                               <w:rFonts w:ascii="UD デジタル教科書体 N" w:eastAsia="UD デジタル教科書体 N" w:hAnsi="UD デジタル教科書体 N" w:cs="UD デジタル教科書体 N"/>
                                               <w:color w:val="1A1A1A"/>
-                                              <w:sz w:val="23"/>
-                                              <w:szCs w:val="23"/>
+                                              <w:sz w:val="10"/>
+                                              <w:szCs w:val="10"/>
                                             </w:rPr>
                                             <w:t>メ</w:t>
                                           </w:r>
@@ -7724,18 +7708,18 @@
                                       <w:ruby>
                                         <w:rubyPr>
                                           <w:rubyAlign w:val="distributeSpace"/>
-                                          <w:hps w:val="23"/>
-                                          <w:hpsRaise w:val="23"/>
+                                          <w:hps w:val="10"/>
+                                          <w:hpsRaise w:val="20"/>
                                           <w:hpsBaseText w:val="23"/>
-                                          <w:lid w:val="ja-JP"/>
+                                          <w:lid w:val="en-US"/>
                                         </w:rubyPr>
                                         <w:rt>
                                           <w:r>
                                             <w:rPr>
                                               <w:rFonts w:ascii="UD デジタル教科書体 N" w:eastAsia="UD デジタル教科書体 N" w:hAnsi="UD デジタル教科書体 N" w:cs="UD デジタル教科書体 N"/>
                                               <w:color w:val="1A1A1A"/>
-                                              <w:sz w:val="23"/>
-                                              <w:szCs w:val="23"/>
+                                              <w:sz w:val="10"/>
+                                              <w:szCs w:val="10"/>
                                             </w:rPr>
                                             <w:t>ノ</w:t>
                                           </w:r>
@@ -7761,18 +7745,18 @@
                                       <w:ruby>
                                         <w:rubyPr>
                                           <w:rubyAlign w:val="distributeSpace"/>
-                                          <w:hps w:val="23"/>
-                                          <w:hpsRaise w:val="23"/>
+                                          <w:hps w:val="10"/>
+                                          <w:hpsRaise w:val="20"/>
                                           <w:hpsBaseText w:val="23"/>
-                                          <w:lid w:val="ja-JP"/>
+                                          <w:lid w:val="en-US"/>
                                         </w:rubyPr>
                                         <w:rt>
                                           <w:r>
                                             <w:rPr>
                                               <w:rFonts w:ascii="UD デジタル教科書体 N" w:eastAsia="UD デジタル教科書体 N" w:hAnsi="UD デジタル教科書体 N" w:cs="UD デジタル教科書体 N"/>
                                               <w:color w:val="1A1A1A"/>
-                                              <w:sz w:val="23"/>
-                                              <w:szCs w:val="23"/>
+                                              <w:sz w:val="10"/>
+                                              <w:szCs w:val="10"/>
                                             </w:rPr>
                                             <w:t>ヲ</w:t>
                                           </w:r>
@@ -7989,18 +7973,18 @@
                                       <w:ruby>
                                         <w:rubyPr>
                                           <w:rubyAlign w:val="distributeLetter"/>
-                                          <w:hps w:val="23"/>
-                                          <w:hpsRaise w:val="23"/>
+                                          <w:hps w:val="10"/>
+                                          <w:hpsRaise w:val="20"/>
                                           <w:hpsBaseText w:val="23"/>
-                                          <w:lid w:val="ja-JP"/>
+                                          <w:lid w:val="en-US"/>
                                         </w:rubyPr>
                                         <w:rt>
                                           <w:r>
                                             <w:rPr>
                                               <w:rFonts w:ascii="UD デジタル教科書体 N" w:eastAsia="UD デジタル教科書体 N" w:hAnsi="UD デジタル教科書体 N" w:cs="UD デジタル教科書体 N"/>
                                               <w:color w:val="1A1A1A"/>
-                                              <w:sz w:val="23"/>
-                                              <w:szCs w:val="23"/>
+                                              <w:sz w:val="10"/>
+                                              <w:szCs w:val="10"/>
                                             </w:rPr>
                                             <w:t>カントス</w:t>
                                           </w:r>
@@ -8045,18 +8029,18 @@
                                       <w:ruby>
                                         <w:rubyPr>
                                           <w:rubyAlign w:val="distributeSpace"/>
-                                          <w:hps w:val="23"/>
-                                          <w:hpsRaise w:val="23"/>
+                                          <w:hps w:val="10"/>
+                                          <w:hpsRaise w:val="20"/>
                                           <w:hpsBaseText w:val="23"/>
-                                          <w:lid w:val="ja-JP"/>
+                                          <w:lid w:val="en-US"/>
                                         </w:rubyPr>
                                         <w:rt>
                                           <w:r>
                                             <w:rPr>
                                               <w:rFonts w:ascii="UD デジタル教科書体 N" w:eastAsia="UD デジタル教科書体 N" w:hAnsi="UD デジタル教科書体 N" w:cs="UD デジタル教科書体 N"/>
                                               <w:color w:val="1A1A1A"/>
-                                              <w:sz w:val="23"/>
-                                              <w:szCs w:val="23"/>
+                                              <w:sz w:val="10"/>
+                                              <w:szCs w:val="10"/>
                                             </w:rPr>
                                             <w:t>ヲ</w:t>
                                           </w:r>
@@ -8101,18 +8085,18 @@
                                       <w:ruby>
                                         <w:rubyPr>
                                           <w:rubyAlign w:val="distributeLetter"/>
-                                          <w:hps w:val="23"/>
-                                          <w:hpsRaise w:val="23"/>
+                                          <w:hps w:val="10"/>
+                                          <w:hpsRaise w:val="20"/>
                                           <w:hpsBaseText w:val="23"/>
-                                          <w:lid w:val="ja-JP"/>
+                                          <w:lid w:val="en-US"/>
                                         </w:rubyPr>
                                         <w:rt>
                                           <w:r>
                                             <w:rPr>
                                               <w:rFonts w:ascii="UD デジタル教科書体 N" w:eastAsia="UD デジタル教科書体 N" w:hAnsi="UD デジタル教科書体 N" w:cs="UD デジタル教科書体 N"/>
                                               <w:color w:val="1A1A1A"/>
-                                              <w:sz w:val="23"/>
-                                              <w:szCs w:val="23"/>
+                                              <w:sz w:val="10"/>
+                                              <w:szCs w:val="10"/>
                                             </w:rPr>
                                             <w:t>くわい</w:t>
                                           </w:r>
@@ -8138,18 +8122,18 @@
                                       <w:ruby>
                                         <w:rubyPr>
                                           <w:rubyAlign w:val="distributeLetter"/>
-                                          <w:hps w:val="23"/>
-                                          <w:hpsRaise w:val="23"/>
+                                          <w:hps w:val="10"/>
+                                          <w:hpsRaise w:val="20"/>
                                           <w:hpsBaseText w:val="23"/>
-                                          <w:lid w:val="ja-JP"/>
+                                          <w:lid w:val="en-US"/>
                                         </w:rubyPr>
                                         <w:rt>
                                           <w:r>
                                             <w:rPr>
                                               <w:rFonts w:ascii="UD デジタル教科書体 N" w:eastAsia="UD デジタル教科書体 N" w:hAnsi="UD デジタル教科書体 N" w:cs="UD デジタル教科書体 N"/>
                                               <w:color w:val="1A1A1A"/>
-                                              <w:sz w:val="23"/>
-                                              <w:szCs w:val="23"/>
+                                              <w:sz w:val="10"/>
+                                              <w:szCs w:val="10"/>
                                             </w:rPr>
                                             <w:t>ハク</w:t>
                                           </w:r>
@@ -14033,16 +14017,18 @@
                                       <w:ruby>
                                         <w:rubyPr>
                                           <w:rubyAlign w:val="distributeLetter"/>
-                                          <w:hps w:val="9"/>
+                                          <w:hps w:val="10"/>
                                           <w:hpsRaise w:val="20"/>
-                                          <w:hpsBaseText w:val="20"/>
-                                          <w:lid w:val="ja-JP"/>
+                                          <w:hpsBaseText w:val="22"/>
+                                          <w:lid w:val="en-US"/>
                                         </w:rubyPr>
                                         <w:rt>
                                           <w:r>
                                             <w:rPr>
                                               <w:rFonts w:ascii="UD デジタル教科書体 N" w:eastAsia="UD デジタル教科書体 N" w:hAnsi="UD デジタル教科書体 N" w:cs="UD デジタル教科書体 N"/>
                                               <w:color w:val="1A1A1A"/>
+                                              <w:sz w:val="10"/>
+                                              <w:szCs w:val="10"/>
                                             </w:rPr>
                                             <w:t>イテ</w:t>
                                           </w:r>
@@ -14071,16 +14057,18 @@
                                       <w:ruby>
                                         <w:rubyPr>
                                           <w:rubyAlign w:val="distributeSpace"/>
-                                          <w:hps w:val="9"/>
+                                          <w:hps w:val="10"/>
                                           <w:hpsRaise w:val="20"/>
-                                          <w:hpsBaseText w:val="20"/>
-                                          <w:lid w:val="ja-JP"/>
+                                          <w:hpsBaseText w:val="22"/>
+                                          <w:lid w:val="en-US"/>
                                         </w:rubyPr>
                                         <w:rt>
                                           <w:r>
                                             <w:rPr>
                                               <w:rFonts w:ascii="UD デジタル教科書体 N" w:eastAsia="UD デジタル教科書体 N" w:hAnsi="UD デジタル教科書体 N" w:cs="UD デジタル教科書体 N"/>
                                               <w:color w:val="1A1A1A"/>
+                                              <w:sz w:val="10"/>
+                                              <w:szCs w:val="10"/>
                                             </w:rPr>
                                             <w:t>ニ</w:t>
                                           </w:r>
@@ -14108,16 +14096,18 @@
                                       <w:ruby>
                                         <w:rubyPr>
                                           <w:rubyAlign w:val="distributeLetter"/>
-                                          <w:hps w:val="9"/>
+                                          <w:hps w:val="10"/>
                                           <w:hpsRaise w:val="20"/>
-                                          <w:hpsBaseText w:val="20"/>
-                                          <w:lid w:val="ja-JP"/>
+                                          <w:hpsBaseText w:val="22"/>
+                                          <w:lid w:val="en-US"/>
                                         </w:rubyPr>
                                         <w:rt>
                                           <w:r>
                                             <w:rPr>
                                               <w:rFonts w:ascii="UD デジタル教科書体 N" w:eastAsia="UD デジタル教科書体 N" w:hAnsi="UD デジタル教科書体 N" w:cs="UD デジタル教科書体 N"/>
                                               <w:color w:val="1A1A1A"/>
+                                              <w:sz w:val="10"/>
+                                              <w:szCs w:val="10"/>
                                             </w:rPr>
                                             <w:t>ヒテ</w:t>
                                           </w:r>
@@ -14138,16 +14128,18 @@
                                       <w:ruby>
                                         <w:rubyPr>
                                           <w:rubyAlign w:val="distributeSpace"/>
-                                          <w:hps w:val="9"/>
+                                          <w:hps w:val="10"/>
                                           <w:hpsRaise w:val="20"/>
-                                          <w:hpsBaseText w:val="20"/>
-                                          <w:lid w:val="ja-JP"/>
+                                          <w:hpsBaseText w:val="22"/>
+                                          <w:lid w:val="en-US"/>
                                         </w:rubyPr>
                                         <w:rt>
                                           <w:r>
                                             <w:rPr>
                                               <w:rFonts w:ascii="UD デジタル教科書体 N" w:eastAsia="UD デジタル教科書体 N" w:hAnsi="UD デジタル教科書体 N" w:cs="UD デジタル教科書体 N"/>
                                               <w:color w:val="1A1A1A"/>
+                                              <w:sz w:val="10"/>
+                                              <w:szCs w:val="10"/>
                                             </w:rPr>
                                             <w:t>ク</w:t>
                                           </w:r>
@@ -14176,16 +14168,18 @@
                                       <w:ruby>
                                         <w:rubyPr>
                                           <w:rubyAlign w:val="distributeSpace"/>
-                                          <w:hps w:val="9"/>
+                                          <w:hps w:val="10"/>
                                           <w:hpsRaise w:val="20"/>
-                                          <w:hpsBaseText w:val="20"/>
-                                          <w:lid w:val="ja-JP"/>
+                                          <w:hpsBaseText w:val="22"/>
+                                          <w:lid w:val="en-US"/>
                                         </w:rubyPr>
                                         <w:rt>
                                           <w:r>
                                             <w:rPr>
                                               <w:rFonts w:ascii="UD デジタル教科書体 N" w:eastAsia="UD デジタル教科書体 N" w:hAnsi="UD デジタル教科書体 N" w:cs="UD デジタル教科書体 N"/>
                                               <w:color w:val="1A1A1A"/>
+                                              <w:sz w:val="10"/>
+                                              <w:szCs w:val="10"/>
                                             </w:rPr>
                                             <w:t>ニ</w:t>
                                           </w:r>
@@ -14332,16 +14326,18 @@
                                       <w:ruby>
                                         <w:rubyPr>
                                           <w:rubyAlign w:val="distributeLetter"/>
-                                          <w:hps w:val="9"/>
+                                          <w:hps w:val="10"/>
                                           <w:hpsRaise w:val="20"/>
-                                          <w:hpsBaseText w:val="20"/>
-                                          <w:lid w:val="ja-JP"/>
+                                          <w:hpsBaseText w:val="22"/>
+                                          <w:lid w:val="en-US"/>
                                         </w:rubyPr>
                                         <w:rt>
                                           <w:r>
                                             <w:rPr>
                                               <w:rFonts w:ascii="UD デジタル教科書体 N" w:eastAsia="UD デジタル教科書体 N" w:hAnsi="UD デジタル教科書体 N" w:cs="UD デジタル教科書体 N"/>
                                               <w:color w:val="1A1A1A"/>
+                                              <w:sz w:val="10"/>
+                                              <w:szCs w:val="10"/>
                                             </w:rPr>
                                             <w:t>イテ</w:t>
                                           </w:r>
@@ -14370,16 +14366,18 @@
                                       <w:ruby>
                                         <w:rubyPr>
                                           <w:rubyAlign w:val="distributeSpace"/>
-                                          <w:hps w:val="9"/>
+                                          <w:hps w:val="10"/>
                                           <w:hpsRaise w:val="20"/>
-                                          <w:hpsBaseText w:val="20"/>
-                                          <w:lid w:val="ja-JP"/>
+                                          <w:hpsBaseText w:val="22"/>
+                                          <w:lid w:val="en-US"/>
                                         </w:rubyPr>
                                         <w:rt>
                                           <w:r>
                                             <w:rPr>
                                               <w:rFonts w:ascii="UD デジタル教科書体 N" w:eastAsia="UD デジタル教科書体 N" w:hAnsi="UD デジタル教科書体 N" w:cs="UD デジタル教科書体 N"/>
                                               <w:color w:val="1A1A1A"/>
+                                              <w:sz w:val="10"/>
+                                              <w:szCs w:val="10"/>
                                             </w:rPr>
                                             <w:t>ニ</w:t>
                                           </w:r>
@@ -14407,16 +14405,18 @@
                                       <w:ruby>
                                         <w:rubyPr>
                                           <w:rubyAlign w:val="distributeSpace"/>
-                                          <w:hps w:val="9"/>
+                                          <w:hps w:val="10"/>
                                           <w:hpsRaise w:val="20"/>
-                                          <w:hpsBaseText w:val="20"/>
-                                          <w:lid w:val="ja-JP"/>
+                                          <w:hpsBaseText w:val="22"/>
+                                          <w:lid w:val="en-US"/>
                                         </w:rubyPr>
                                         <w:rt>
                                           <w:r>
                                             <w:rPr>
                                               <w:rFonts w:ascii="UD デジタル教科書体 N" w:eastAsia="UD デジタル教科書体 N" w:hAnsi="UD デジタル教科書体 N" w:cs="UD デジタル教科書体 N"/>
                                               <w:color w:val="1A1A1A"/>
+                                              <w:sz w:val="10"/>
+                                              <w:szCs w:val="10"/>
                                             </w:rPr>
                                             <w:t>ニ</w:t>
                                           </w:r>
@@ -14445,16 +14445,18 @@
                                       <w:ruby>
                                         <w:rubyPr>
                                           <w:rubyAlign w:val="distributeSpace"/>
-                                          <w:hps w:val="9"/>
+                                          <w:hps w:val="10"/>
                                           <w:hpsRaise w:val="20"/>
-                                          <w:hpsBaseText w:val="20"/>
-                                          <w:lid w:val="ja-JP"/>
+                                          <w:hpsBaseText w:val="22"/>
+                                          <w:lid w:val="en-US"/>
                                         </w:rubyPr>
                                         <w:rt>
                                           <w:r>
                                             <w:rPr>
                                               <w:rFonts w:ascii="UD デジタル教科書体 N" w:eastAsia="UD デジタル教科書体 N" w:hAnsi="UD デジタル教科書体 N" w:cs="UD デジタル教科書体 N"/>
                                               <w:color w:val="1A1A1A"/>
+                                              <w:sz w:val="10"/>
+                                              <w:szCs w:val="10"/>
                                             </w:rPr>
                                             <w:t>ノ</w:t>
                                           </w:r>
@@ -14475,16 +14477,18 @@
                                       <w:ruby>
                                         <w:rubyPr>
                                           <w:rubyAlign w:val="distributeLetter"/>
-                                          <w:hps w:val="9"/>
+                                          <w:hps w:val="10"/>
                                           <w:hpsRaise w:val="20"/>
-                                          <w:hpsBaseText w:val="20"/>
-                                          <w:lid w:val="ja-JP"/>
+                                          <w:hpsBaseText w:val="22"/>
+                                          <w:lid w:val="en-US"/>
                                         </w:rubyPr>
                                         <w:rt>
                                           <w:r>
                                             <w:rPr>
                                               <w:rFonts w:ascii="UD デジタル教科書体 N" w:eastAsia="UD デジタル教科書体 N" w:hAnsi="UD デジタル教科書体 N" w:cs="UD デジタル教科書体 N"/>
                                               <w:color w:val="1A1A1A"/>
+                                              <w:sz w:val="10"/>
+                                              <w:szCs w:val="10"/>
                                             </w:rPr>
                                             <w:t>メテ</w:t>
                                           </w:r>
@@ -14505,16 +14509,18 @@
                                       <w:ruby>
                                         <w:rubyPr>
                                           <w:rubyAlign w:val="distributeLetter"/>
-                                          <w:hps w:val="9"/>
+                                          <w:hps w:val="10"/>
                                           <w:hpsRaise w:val="20"/>
-                                          <w:hpsBaseText w:val="20"/>
-                                          <w:lid w:val="ja-JP"/>
+                                          <w:hpsBaseText w:val="22"/>
+                                          <w:lid w:val="en-US"/>
                                         </w:rubyPr>
                                         <w:rt>
                                           <w:r>
                                             <w:rPr>
                                               <w:rFonts w:ascii="UD デジタル教科書体 N" w:eastAsia="UD デジタル教科書体 N" w:hAnsi="UD デジタル教科書体 N" w:cs="UD デジタル教科書体 N"/>
                                               <w:color w:val="1A1A1A"/>
+                                              <w:sz w:val="10"/>
+                                              <w:szCs w:val="10"/>
                                             </w:rPr>
                                             <w:t>キテ</w:t>
                                           </w:r>
@@ -14543,16 +14549,18 @@
                                       <w:ruby>
                                         <w:rubyPr>
                                           <w:rubyAlign w:val="distributeSpace"/>
-                                          <w:hps w:val="9"/>
+                                          <w:hps w:val="10"/>
                                           <w:hpsRaise w:val="20"/>
-                                          <w:hpsBaseText w:val="20"/>
-                                          <w:lid w:val="ja-JP"/>
+                                          <w:hpsBaseText w:val="22"/>
+                                          <w:lid w:val="en-US"/>
                                         </w:rubyPr>
                                         <w:rt>
                                           <w:r>
                                             <w:rPr>
                                               <w:rFonts w:ascii="UD デジタル教科書体 N" w:eastAsia="UD デジタル教科書体 N" w:hAnsi="UD デジタル教科書体 N" w:cs="UD デジタル教科書体 N"/>
                                               <w:color w:val="1A1A1A"/>
+                                              <w:sz w:val="10"/>
+                                              <w:szCs w:val="10"/>
                                             </w:rPr>
                                             <w:t>ヲ</w:t>
                                           </w:r>
@@ -14580,16 +14588,18 @@
                                       <w:ruby>
                                         <w:rubyPr>
                                           <w:rubyAlign w:val="distributeSpace"/>
-                                          <w:hps w:val="9"/>
+                                          <w:hps w:val="10"/>
                                           <w:hpsRaise w:val="20"/>
-                                          <w:hpsBaseText w:val="20"/>
-                                          <w:lid w:val="ja-JP"/>
+                                          <w:hpsBaseText w:val="22"/>
+                                          <w:lid w:val="en-US"/>
                                         </w:rubyPr>
                                         <w:rt>
                                           <w:r>
                                             <w:rPr>
                                               <w:rFonts w:ascii="UD デジタル教科書体 N" w:eastAsia="UD デジタル教科書体 N" w:hAnsi="UD デジタル教科書体 N" w:cs="UD デジタル教科書体 N"/>
                                               <w:color w:val="1A1A1A"/>
+                                              <w:sz w:val="10"/>
+                                              <w:szCs w:val="10"/>
                                             </w:rPr>
                                             <w:t>ス</w:t>
                                           </w:r>
@@ -14618,16 +14628,18 @@
                                       <w:ruby>
                                         <w:rubyPr>
                                           <w:rubyAlign w:val="distributeSpace"/>
-                                          <w:hps w:val="9"/>
+                                          <w:hps w:val="10"/>
                                           <w:hpsRaise w:val="20"/>
-                                          <w:hpsBaseText w:val="20"/>
-                                          <w:lid w:val="ja-JP"/>
+                                          <w:hpsBaseText w:val="22"/>
+                                          <w:lid w:val="en-US"/>
                                         </w:rubyPr>
                                         <w:rt>
                                           <w:r>
                                             <w:rPr>
                                               <w:rFonts w:ascii="UD デジタル教科書体 N" w:eastAsia="UD デジタル教科書体 N" w:hAnsi="UD デジタル教科書体 N" w:cs="UD デジタル教科書体 N"/>
                                               <w:color w:val="1A1A1A"/>
+                                              <w:sz w:val="10"/>
+                                              <w:szCs w:val="10"/>
                                             </w:rPr>
                                             <w:t>ニ</w:t>
                                           </w:r>
@@ -14774,16 +14786,18 @@
                                       <w:ruby>
                                         <w:rubyPr>
                                           <w:rubyAlign w:val="distributeLetter"/>
-                                          <w:hps w:val="9"/>
+                                          <w:hps w:val="10"/>
                                           <w:hpsRaise w:val="20"/>
-                                          <w:hpsBaseText w:val="20"/>
-                                          <w:lid w:val="ja-JP"/>
+                                          <w:hpsBaseText w:val="22"/>
+                                          <w:lid w:val="en-US"/>
                                         </w:rubyPr>
                                         <w:rt>
                                           <w:r>
                                             <w:rPr>
                                               <w:rFonts w:ascii="UD デジタル教科書体 N" w:eastAsia="UD デジタル教科書体 N" w:hAnsi="UD デジタル教科書体 N" w:cs="UD デジタル教科書体 N"/>
                                               <w:color w:val="1A1A1A"/>
+                                              <w:sz w:val="10"/>
+                                              <w:szCs w:val="10"/>
                                             </w:rPr>
                                             <w:t>ンヤ</w:t>
                                           </w:r>
@@ -14804,16 +14818,18 @@
                                       <w:ruby>
                                         <w:rubyPr>
                                           <w:rubyAlign w:val="distributeLetter"/>
-                                          <w:hps w:val="9"/>
+                                          <w:hps w:val="10"/>
                                           <w:hpsRaise w:val="20"/>
-                                          <w:hpsBaseText w:val="20"/>
-                                          <w:lid w:val="ja-JP"/>
+                                          <w:hpsBaseText w:val="22"/>
+                                          <w:lid w:val="en-US"/>
                                         </w:rubyPr>
                                         <w:rt>
                                           <w:r>
                                             <w:rPr>
                                               <w:rFonts w:ascii="UD デジタル教科書体 N" w:eastAsia="UD デジタル教科書体 N" w:hAnsi="UD デジタル教科書体 N" w:cs="UD デジタル教科書体 N"/>
                                               <w:color w:val="1A1A1A"/>
+                                              <w:sz w:val="10"/>
+                                              <w:szCs w:val="10"/>
                                             </w:rPr>
                                             <w:t>ナル</w:t>
                                           </w:r>
@@ -14849,16 +14865,18 @@
                                       <w:ruby>
                                         <w:rubyPr>
                                           <w:rubyAlign w:val="distributeLetter"/>
-                                          <w:hps w:val="9"/>
+                                          <w:hps w:val="10"/>
                                           <w:hpsRaise w:val="20"/>
-                                          <w:hpsBaseText w:val="20"/>
-                                          <w:lid w:val="ja-JP"/>
+                                          <w:hpsBaseText w:val="22"/>
+                                          <w:lid w:val="en-US"/>
                                         </w:rubyPr>
                                         <w:rt>
                                           <w:r>
                                             <w:rPr>
                                               <w:rFonts w:ascii="UD デジタル教科書体 N" w:eastAsia="UD デジタル教科書体 N" w:hAnsi="UD デジタル教科書体 N" w:cs="UD デジタル教科書体 N"/>
                                               <w:color w:val="1A1A1A"/>
+                                              <w:sz w:val="10"/>
+                                              <w:szCs w:val="10"/>
                                             </w:rPr>
                                             <w:t>ヨリ</w:t>
                                           </w:r>
@@ -14894,16 +14912,18 @@
                                       <w:ruby>
                                         <w:rubyPr>
                                           <w:rubyAlign w:val="distributeSpace"/>
-                                          <w:hps w:val="9"/>
+                                          <w:hps w:val="10"/>
                                           <w:hpsRaise w:val="20"/>
-                                          <w:hpsBaseText w:val="20"/>
-                                          <w:lid w:val="ja-JP"/>
+                                          <w:hpsBaseText w:val="22"/>
+                                          <w:lid w:val="en-US"/>
                                         </w:rubyPr>
                                         <w:rt>
                                           <w:r>
                                             <w:rPr>
                                               <w:rFonts w:ascii="UD デジタル教科書体 N" w:eastAsia="UD デジタル教科書体 N" w:hAnsi="UD デジタル教科書体 N" w:cs="UD デジタル教科書体 N"/>
                                               <w:color w:val="1A1A1A"/>
+                                              <w:sz w:val="10"/>
+                                              <w:szCs w:val="10"/>
                                             </w:rPr>
                                             <w:t>ニ</w:t>
                                           </w:r>
@@ -14924,16 +14944,18 @@
                                       <w:ruby>
                                         <w:rubyPr>
                                           <w:rubyAlign w:val="distributeLetter"/>
-                                          <w:hps w:val="9"/>
+                                          <w:hps w:val="10"/>
                                           <w:hpsRaise w:val="20"/>
-                                          <w:hpsBaseText w:val="20"/>
-                                          <w:lid w:val="ja-JP"/>
+                                          <w:hpsBaseText w:val="22"/>
+                                          <w:lid w:val="en-US"/>
                                         </w:rubyPr>
                                         <w:rt>
                                           <w:r>
                                             <w:rPr>
                                               <w:rFonts w:ascii="UD デジタル教科書体 N" w:eastAsia="UD デジタル教科書体 N" w:hAnsi="UD デジタル教科書体 N" w:cs="UD デジタル教科書体 N"/>
                                               <w:color w:val="1A1A1A"/>
+                                              <w:sz w:val="10"/>
+                                              <w:szCs w:val="10"/>
                                             </w:rPr>
                                             <w:t>シトセンヤ</w:t>
                                           </w:r>
@@ -14969,16 +14991,18 @@
                                       <w:ruby>
                                         <w:rubyPr>
                                           <w:rubyAlign w:val="distributeSpace"/>
-                                          <w:hps w:val="9"/>
+                                          <w:hps w:val="10"/>
                                           <w:hpsRaise w:val="20"/>
-                                          <w:hpsBaseText w:val="20"/>
-                                          <w:lid w:val="ja-JP"/>
+                                          <w:hpsBaseText w:val="22"/>
+                                          <w:lid w:val="en-US"/>
                                         </w:rubyPr>
                                         <w:rt>
                                           <w:r>
                                             <w:rPr>
                                               <w:rFonts w:ascii="UD デジタル教科書体 N" w:eastAsia="UD デジタル教科書体 N" w:hAnsi="UD デジタル教科書体 N" w:cs="UD デジタル教科書体 N"/>
                                               <w:color w:val="1A1A1A"/>
+                                              <w:sz w:val="10"/>
+                                              <w:szCs w:val="10"/>
                                             </w:rPr>
                                             <w:t>ヲ</w:t>
                                           </w:r>
@@ -15140,16 +15164,18 @@
                                       <w:ruby>
                                         <w:rubyPr>
                                           <w:rubyAlign w:val="distributeSpace"/>
-                                          <w:hps w:val="9"/>
+                                          <w:hps w:val="10"/>
                                           <w:hpsRaise w:val="20"/>
-                                          <w:hpsBaseText w:val="20"/>
-                                          <w:lid w:val="ja-JP"/>
+                                          <w:hpsBaseText w:val="22"/>
+                                          <w:lid w:val="en-US"/>
                                         </w:rubyPr>
                                         <w:rt>
                                           <w:r>
                                             <w:rPr>
                                               <w:rFonts w:ascii="UD デジタル教科書体 N" w:eastAsia="UD デジタル教科書体 N" w:hAnsi="UD デジタル教科書体 N" w:cs="UD デジタル教科書体 N"/>
                                               <w:color w:val="1A1A1A"/>
+                                              <w:sz w:val="10"/>
+                                              <w:szCs w:val="10"/>
                                             </w:rPr>
                                             <w:t>ズ</w:t>
                                           </w:r>
@@ -15170,16 +15196,18 @@
                                       <w:ruby>
                                         <w:rubyPr>
                                           <w:rubyAlign w:val="distributeLetter"/>
-                                          <w:hps w:val="9"/>
+                                          <w:hps w:val="10"/>
                                           <w:hpsRaise w:val="20"/>
-                                          <w:hpsBaseText w:val="20"/>
-                                          <w:lid w:val="ja-JP"/>
+                                          <w:hpsBaseText w:val="22"/>
+                                          <w:lid w:val="en-US"/>
                                         </w:rubyPr>
                                         <w:rt>
                                           <w:r>
                                             <w:rPr>
                                               <w:rFonts w:ascii="UD デジタル教科書体 N" w:eastAsia="UD デジタル教科書体 N" w:hAnsi="UD デジタル教科書体 N" w:cs="UD デジタル教科書体 N"/>
                                               <w:color w:val="1A1A1A"/>
+                                              <w:sz w:val="10"/>
+                                              <w:szCs w:val="10"/>
                                             </w:rPr>
                                             <w:t>セバ</w:t>
                                           </w:r>
@@ -15208,16 +15236,18 @@
                                       <w:ruby>
                                         <w:rubyPr>
                                           <w:rubyAlign w:val="distributeLetter"/>
-                                          <w:hps w:val="9"/>
+                                          <w:hps w:val="10"/>
                                           <w:hpsRaise w:val="20"/>
-                                          <w:hpsBaseText w:val="20"/>
-                                          <w:lid w:val="ja-JP"/>
+                                          <w:hpsBaseText w:val="22"/>
+                                          <w:lid w:val="en-US"/>
                                         </w:rubyPr>
                                         <w:rt>
                                           <w:r>
                                             <w:rPr>
                                               <w:rFonts w:ascii="UD デジタル教科書体 N" w:eastAsia="UD デジタル教科書体 N" w:hAnsi="UD デジタル教科書体 N" w:cs="UD デジタル教科書体 N"/>
                                               <w:color w:val="1A1A1A"/>
+                                              <w:sz w:val="10"/>
+                                              <w:szCs w:val="10"/>
                                             </w:rPr>
                                             <w:t>サント</w:t>
                                           </w:r>
@@ -15246,16 +15276,18 @@
                                       <w:ruby>
                                         <w:rubyPr>
                                           <w:rubyAlign w:val="distributeSpace"/>
-                                          <w:hps w:val="9"/>
+                                          <w:hps w:val="10"/>
                                           <w:hpsRaise w:val="20"/>
-                                          <w:hpsBaseText w:val="20"/>
-                                          <w:lid w:val="ja-JP"/>
+                                          <w:hpsBaseText w:val="22"/>
+                                          <w:lid w:val="en-US"/>
                                         </w:rubyPr>
                                         <w:rt>
                                           <w:r>
                                             <w:rPr>
                                               <w:rFonts w:ascii="UD デジタル教科書体 N" w:eastAsia="UD デジタル教科書体 N" w:hAnsi="UD デジタル教科書体 N" w:cs="UD デジタル教科書体 N"/>
                                               <w:color w:val="1A1A1A"/>
+                                              <w:sz w:val="10"/>
+                                              <w:szCs w:val="10"/>
                                             </w:rPr>
                                             <w:t>ヲ</w:t>
                                           </w:r>
@@ -15291,16 +15323,18 @@
                                       <w:ruby>
                                         <w:rubyPr>
                                           <w:rubyAlign w:val="distributeSpace"/>
-                                          <w:hps w:val="9"/>
+                                          <w:hps w:val="10"/>
                                           <w:hpsRaise w:val="20"/>
-                                          <w:hpsBaseText w:val="20"/>
-                                          <w:lid w:val="ja-JP"/>
+                                          <w:hpsBaseText w:val="22"/>
+                                          <w:lid w:val="en-US"/>
                                         </w:rubyPr>
                                         <w:rt>
                                           <w:r>
                                             <w:rPr>
                                               <w:rFonts w:ascii="UD デジタル教科書体 N" w:eastAsia="UD デジタル教科書体 N" w:hAnsi="UD デジタル教科書体 N" w:cs="UD デジタル教科書体 N"/>
                                               <w:color w:val="1A1A1A"/>
+                                              <w:sz w:val="10"/>
+                                              <w:szCs w:val="10"/>
                                             </w:rPr>
                                             <w:t>ヅ</w:t>
                                           </w:r>
@@ -15321,16 +15355,18 @@
                                       <w:ruby>
                                         <w:rubyPr>
                                           <w:rubyAlign w:val="distributeSpace"/>
-                                          <w:hps w:val="9"/>
+                                          <w:hps w:val="10"/>
                                           <w:hpsRaise w:val="20"/>
-                                          <w:hpsBaseText w:val="20"/>
-                                          <w:lid w:val="ja-JP"/>
+                                          <w:hpsBaseText w:val="22"/>
+                                          <w:lid w:val="en-US"/>
                                         </w:rubyPr>
                                         <w:rt>
                                           <w:r>
                                             <w:rPr>
                                               <w:rFonts w:ascii="UD デジタル教科書体 N" w:eastAsia="UD デジタル教科書体 N" w:hAnsi="UD デジタル教科書体 N" w:cs="UD デジタル教科書体 N"/>
                                               <w:color w:val="1A1A1A"/>
+                                              <w:sz w:val="10"/>
+                                              <w:szCs w:val="10"/>
                                             </w:rPr>
                                             <w:t>リ</w:t>
                                           </w:r>
@@ -15359,16 +15395,18 @@
                                       <w:ruby>
                                         <w:rubyPr>
                                           <w:rubyAlign w:val="distributeLetter"/>
-                                          <w:hps w:val="9"/>
+                                          <w:hps w:val="10"/>
                                           <w:hpsRaise w:val="20"/>
-                                          <w:hpsBaseText w:val="20"/>
-                                          <w:lid w:val="ja-JP"/>
+                                          <w:hpsBaseText w:val="22"/>
+                                          <w:lid w:val="en-US"/>
                                         </w:rubyPr>
                                         <w:rt>
                                           <w:r>
                                             <w:rPr>
                                               <w:rFonts w:ascii="UD デジタル教科書体 N" w:eastAsia="UD デジタル教科書体 N" w:hAnsi="UD デジタル教科書体 N" w:cs="UD デジタル教科書体 N"/>
                                               <w:color w:val="1A1A1A"/>
+                                              <w:sz w:val="10"/>
+                                              <w:szCs w:val="10"/>
                                             </w:rPr>
                                             <w:t>くわい</w:t>
                                           </w:r>
@@ -15389,16 +15427,18 @@
                                       <w:ruby>
                                         <w:rubyPr>
                                           <w:rubyAlign w:val="distributeLetter"/>
-                                          <w:hps w:val="9"/>
+                                          <w:hps w:val="10"/>
                                           <w:hpsRaise w:val="20"/>
-                                          <w:hpsBaseText w:val="20"/>
-                                          <w:lid w:val="ja-JP"/>
+                                          <w:hpsBaseText w:val="22"/>
+                                          <w:lid w:val="en-US"/>
                                         </w:rubyPr>
                                         <w:rt>
                                           <w:r>
                                             <w:rPr>
                                               <w:rFonts w:ascii="UD デジタル教科書体 N" w:eastAsia="UD デジタル教科書体 N" w:hAnsi="UD デジタル教科書体 N" w:cs="UD デジタル教科書体 N"/>
                                               <w:color w:val="1A1A1A"/>
+                                              <w:sz w:val="10"/>
+                                              <w:szCs w:val="10"/>
                                             </w:rPr>
                                             <w:t>メヨ</w:t>
                                           </w:r>
@@ -15545,16 +15585,18 @@
                                       <w:ruby>
                                         <w:rubyPr>
                                           <w:rubyAlign w:val="distributeLetter"/>
-                                          <w:hps w:val="9"/>
+                                          <w:hps w:val="10"/>
                                           <w:hpsRaise w:val="20"/>
-                                          <w:hpsBaseText w:val="20"/>
-                                          <w:lid w:val="ja-JP"/>
+                                          <w:hpsBaseText w:val="22"/>
+                                          <w:lid w:val="en-US"/>
                                         </w:rubyPr>
                                         <w:rt>
                                           <w:r>
                                             <w:rPr>
                                               <w:rFonts w:ascii="UD デジタル教科書体 N" w:eastAsia="UD デジタル教科書体 N" w:hAnsi="UD デジタル教科書体 N" w:cs="UD デジタル教科書体 N"/>
                                               <w:color w:val="1A1A1A"/>
+                                              <w:sz w:val="10"/>
+                                              <w:szCs w:val="10"/>
                                             </w:rPr>
                                             <w:t>ズシテ</w:t>
                                           </w:r>
@@ -15590,16 +15632,18 @@
                                       <w:ruby>
                                         <w:rubyPr>
                                           <w:rubyAlign w:val="distributeLetter"/>
-                                          <w:hps w:val="9"/>
+                                          <w:hps w:val="10"/>
                                           <w:hpsRaise w:val="20"/>
-                                          <w:hpsBaseText w:val="20"/>
-                                          <w:lid w:val="ja-JP"/>
+                                          <w:hpsBaseText w:val="22"/>
+                                          <w:lid w:val="en-US"/>
                                         </w:rubyPr>
                                         <w:rt>
                                           <w:r>
                                             <w:rPr>
                                               <w:rFonts w:ascii="UD デジタル教科書体 N" w:eastAsia="UD デジタル教科書体 N" w:hAnsi="UD デジタル教科書体 N" w:cs="UD デジタル教科書体 N"/>
                                               <w:color w:val="1A1A1A"/>
+                                              <w:sz w:val="10"/>
+                                              <w:szCs w:val="10"/>
                                             </w:rPr>
                                             <w:t>ナラ</w:t>
                                           </w:r>
@@ -15635,16 +15679,18 @@
                                       <w:ruby>
                                         <w:rubyPr>
                                           <w:rubyAlign w:val="distributeSpace"/>
-                                          <w:hps w:val="9"/>
+                                          <w:hps w:val="10"/>
                                           <w:hpsRaise w:val="20"/>
-                                          <w:hpsBaseText w:val="20"/>
-                                          <w:lid w:val="ja-JP"/>
+                                          <w:hpsBaseText w:val="22"/>
+                                          <w:lid w:val="en-US"/>
                                         </w:rubyPr>
                                         <w:rt>
                                           <w:r>
                                             <w:rPr>
                                               <w:rFonts w:ascii="UD デジタル教科書体 N" w:eastAsia="UD デジタル教科書体 N" w:hAnsi="UD デジタル教科書体 N" w:cs="UD デジタル教科書体 N"/>
                                               <w:color w:val="1A1A1A"/>
+                                              <w:sz w:val="10"/>
+                                              <w:szCs w:val="10"/>
                                             </w:rPr>
                                             <w:t>ノ</w:t>
                                           </w:r>
@@ -15672,16 +15718,18 @@
                                       <w:ruby>
                                         <w:rubyPr>
                                           <w:rubyAlign w:val="distributeSpace"/>
-                                          <w:hps w:val="9"/>
+                                          <w:hps w:val="10"/>
                                           <w:hpsRaise w:val="20"/>
-                                          <w:hpsBaseText w:val="20"/>
-                                          <w:lid w:val="ja-JP"/>
+                                          <w:hpsBaseText w:val="22"/>
+                                          <w:lid w:val="en-US"/>
                                         </w:rubyPr>
                                         <w:rt>
                                           <w:r>
                                             <w:rPr>
                                               <w:rFonts w:ascii="UD デジタル教科書体 N" w:eastAsia="UD デジタル教科書体 N" w:hAnsi="UD デジタル教科書体 N" w:cs="UD デジタル教科書体 N"/>
                                               <w:color w:val="1A1A1A"/>
+                                              <w:sz w:val="10"/>
+                                              <w:szCs w:val="10"/>
                                             </w:rPr>
                                             <w:t>ル</w:t>
                                           </w:r>
@@ -15835,16 +15883,18 @@
                                       <w:ruby>
                                         <w:rubyPr>
                                           <w:rubyAlign w:val="distributeSpace"/>
-                                          <w:hps w:val="9"/>
+                                          <w:hps w:val="10"/>
                                           <w:hpsRaise w:val="20"/>
-                                          <w:hpsBaseText w:val="20"/>
-                                          <w:lid w:val="ja-JP"/>
+                                          <w:hpsBaseText w:val="22"/>
+                                          <w:lid w:val="en-US"/>
                                         </w:rubyPr>
                                         <w:rt>
                                           <w:r>
                                             <w:rPr>
                                               <w:rFonts w:ascii="UD デジタル教科書体 N" w:eastAsia="UD デジタル教科書体 N" w:hAnsi="UD デジタル教科書体 N" w:cs="UD デジタル教科書体 N"/>
                                               <w:color w:val="1A1A1A"/>
+                                              <w:sz w:val="10"/>
+                                              <w:szCs w:val="10"/>
                                             </w:rPr>
                                             <w:t>ニ</w:t>
                                           </w:r>
@@ -15865,16 +15915,18 @@
                                       <w:ruby>
                                         <w:rubyPr>
                                           <w:rubyAlign w:val="distributeLetter"/>
-                                          <w:hps w:val="9"/>
+                                          <w:hps w:val="10"/>
                                           <w:hpsRaise w:val="20"/>
-                                          <w:hpsBaseText w:val="20"/>
-                                          <w:lid w:val="ja-JP"/>
+                                          <w:hpsBaseText w:val="22"/>
+                                          <w:lid w:val="en-US"/>
                                         </w:rubyPr>
                                         <w:rt>
                                           <w:r>
                                             <w:rPr>
                                               <w:rFonts w:ascii="UD デジタル教科書体 N" w:eastAsia="UD デジタル教科書体 N" w:hAnsi="UD デジタル教科書体 N" w:cs="UD デジタル教科書体 N"/>
                                               <w:color w:val="1A1A1A"/>
+                                              <w:sz w:val="10"/>
+                                              <w:szCs w:val="10"/>
                                             </w:rPr>
                                             <w:t>ラン</w:t>
                                           </w:r>
@@ -16021,16 +16073,18 @@
                                       <w:ruby>
                                         <w:rubyPr>
                                           <w:rubyAlign w:val="distributeLetter"/>
-                                          <w:hps w:val="9"/>
+                                          <w:hps w:val="10"/>
                                           <w:hpsRaise w:val="20"/>
-                                          <w:hpsBaseText w:val="20"/>
-                                          <w:lid w:val="ja-JP"/>
+                                          <w:hpsBaseText w:val="22"/>
+                                          <w:lid w:val="en-US"/>
                                         </w:rubyPr>
                                         <w:rt>
                                           <w:r>
                                             <w:rPr>
                                               <w:rFonts w:ascii="UD デジタル教科書体 N" w:eastAsia="UD デジタル教科書体 N" w:hAnsi="UD デジタル教科書体 N" w:cs="UD デジタル教科書体 N"/>
                                               <w:color w:val="6B6B63"/>
+                                              <w:sz w:val="10"/>
+                                              <w:szCs w:val="10"/>
                                             </w:rPr>
                                             <w:t>けん</w:t>
                                           </w:r>
@@ -16058,16 +16112,18 @@
                                       <w:ruby>
                                         <w:rubyPr>
                                           <w:rubyAlign w:val="distributeLetter"/>
-                                          <w:hps w:val="9"/>
+                                          <w:hps w:val="10"/>
                                           <w:hpsRaise w:val="20"/>
-                                          <w:hpsBaseText w:val="20"/>
-                                          <w:lid w:val="ja-JP"/>
+                                          <w:hpsBaseText w:val="22"/>
+                                          <w:lid w:val="en-US"/>
                                         </w:rubyPr>
                                         <w:rt>
                                           <w:r>
                                             <w:rPr>
                                               <w:rFonts w:ascii="UD デジタル教科書体 N" w:eastAsia="UD デジタル教科書体 N" w:hAnsi="UD デジタル教科書体 N" w:cs="UD デジタル教科書体 N"/>
                                               <w:color w:val="6B6B63"/>
+                                              <w:sz w:val="10"/>
+                                              <w:szCs w:val="10"/>
                                             </w:rPr>
                                             <w:t>ハク</w:t>
                                           </w:r>
@@ -16095,16 +16151,18 @@
                                       <w:ruby>
                                         <w:rubyPr>
                                           <w:rubyAlign w:val="distributeLetter"/>
-                                          <w:hps w:val="9"/>
+                                          <w:hps w:val="10"/>
                                           <w:hpsRaise w:val="20"/>
-                                          <w:hpsBaseText w:val="20"/>
-                                          <w:lid w:val="ja-JP"/>
+                                          <w:hpsBaseText w:val="22"/>
+                                          <w:lid w:val="en-US"/>
                                         </w:rubyPr>
                                         <w:rt>
                                           <w:r>
                                             <w:rPr>
                                               <w:rFonts w:ascii="UD デジタル教科書体 N" w:eastAsia="UD デジタル教科書体 N" w:hAnsi="UD デジタル教科書体 N" w:cs="UD デジタル教科書体 N"/>
                                               <w:color w:val="6B6B63"/>
+                                              <w:sz w:val="10"/>
+                                              <w:szCs w:val="10"/>
                                             </w:rPr>
                                             <w:t>スラ</w:t>
                                           </w:r>
@@ -16125,16 +16183,18 @@
                                       <w:ruby>
                                         <w:rubyPr>
                                           <w:rubyAlign w:val="distributeSpace"/>
-                                          <w:hps w:val="9"/>
+                                          <w:hps w:val="10"/>
                                           <w:hpsRaise w:val="20"/>
-                                          <w:hpsBaseText w:val="20"/>
-                                          <w:lid w:val="ja-JP"/>
+                                          <w:hpsBaseText w:val="22"/>
+                                          <w:lid w:val="en-US"/>
                                         </w:rubyPr>
                                         <w:rt>
                                           <w:r>
                                             <w:rPr>
                                               <w:rFonts w:ascii="UD デジタル教科書体 N" w:eastAsia="UD デジタル教科書体 N" w:hAnsi="UD デジタル教科書体 N" w:cs="UD デジタル教科書体 N"/>
                                               <w:color w:val="6B6B63"/>
+                                              <w:sz w:val="10"/>
+                                              <w:szCs w:val="10"/>
                                             </w:rPr>
                                             <w:t>ツ</w:t>
                                           </w:r>
@@ -16155,16 +16215,18 @@
                                       <w:ruby>
                                         <w:rubyPr>
                                           <w:rubyAlign w:val="distributeSpace"/>
-                                          <w:hps w:val="9"/>
+                                          <w:hps w:val="10"/>
                                           <w:hpsRaise w:val="20"/>
-                                          <w:hpsBaseText w:val="20"/>
-                                          <w:lid w:val="ja-JP"/>
+                                          <w:hpsBaseText w:val="22"/>
+                                          <w:lid w:val="en-US"/>
                                         </w:rubyPr>
                                         <w:rt>
                                           <w:r>
                                             <w:rPr>
                                               <w:rFonts w:ascii="UD デジタル教科書体 N" w:eastAsia="UD デジタル教科書体 N" w:hAnsi="UD デジタル教科書体 N" w:cs="UD デジタル教科書体 N"/>
                                               <w:color w:val="6B6B63"/>
+                                              <w:sz w:val="10"/>
+                                              <w:szCs w:val="10"/>
                                             </w:rPr>
                                             <w:t>フ</w:t>
                                           </w:r>
@@ -16193,16 +16255,18 @@
                                       <w:ruby>
                                         <w:rubyPr>
                                           <w:rubyAlign w:val="distributeSpace"/>
-                                          <w:hps w:val="9"/>
+                                          <w:hps w:val="10"/>
                                           <w:hpsRaise w:val="20"/>
-                                          <w:hpsBaseText w:val="20"/>
-                                          <w:lid w:val="ja-JP"/>
+                                          <w:hpsBaseText w:val="22"/>
+                                          <w:lid w:val="en-US"/>
                                         </w:rubyPr>
                                         <w:rt>
                                           <w:r>
                                             <w:rPr>
                                               <w:rFonts w:ascii="UD デジタル教科書体 N" w:eastAsia="UD デジタル教科書体 N" w:hAnsi="UD デジタル教科書体 N" w:cs="UD デジタル教科書体 N"/>
                                               <w:color w:val="6B6B63"/>
+                                              <w:sz w:val="10"/>
+                                              <w:szCs w:val="10"/>
                                             </w:rPr>
                                             <w:t>ヲ</w:t>
                                           </w:r>
@@ -16230,16 +16294,18 @@
                                       <w:ruby>
                                         <w:rubyPr>
                                           <w:rubyAlign w:val="distributeLetter"/>
-                                          <w:hps w:val="9"/>
+                                          <w:hps w:val="10"/>
                                           <w:hpsRaise w:val="20"/>
-                                          <w:hpsBaseText w:val="20"/>
-                                          <w:lid w:val="ja-JP"/>
+                                          <w:hpsBaseText w:val="22"/>
+                                          <w:lid w:val="en-US"/>
                                         </w:rubyPr>
                                         <w:rt>
                                           <w:r>
                                             <w:rPr>
                                               <w:rFonts w:ascii="UD デジタル教科書体 N" w:eastAsia="UD デジタル教科書体 N" w:hAnsi="UD デジタル教科書体 N" w:cs="UD デジタル教科書体 N"/>
                                               <w:color w:val="6B6B63"/>
+                                              <w:sz w:val="10"/>
+                                              <w:szCs w:val="10"/>
                                             </w:rPr>
                                             <w:t>ンヤ</w:t>
                                           </w:r>
@@ -16260,16 +16326,18 @@
                                       <w:ruby>
                                         <w:rubyPr>
                                           <w:rubyAlign w:val="distributeLetter"/>
-                                          <w:hps w:val="9"/>
+                                          <w:hps w:val="10"/>
                                           <w:hpsRaise w:val="20"/>
-                                          <w:hpsBaseText w:val="20"/>
-                                          <w:lid w:val="ja-JP"/>
+                                          <w:hpsBaseText w:val="22"/>
+                                          <w:lid w:val="en-US"/>
                                         </w:rubyPr>
                                         <w:rt>
                                           <w:r>
                                             <w:rPr>
                                               <w:rFonts w:ascii="UD デジタル教科書体 N" w:eastAsia="UD デジタル教科書体 N" w:hAnsi="UD デジタル教科書体 N" w:cs="UD デジタル教科書体 N"/>
                                               <w:color w:val="6B6B63"/>
+                                              <w:sz w:val="10"/>
+                                              <w:szCs w:val="10"/>
                                             </w:rPr>
                                             <w:t>ケル</w:t>
                                           </w:r>
@@ -16290,16 +16358,18 @@
                                       <w:ruby>
                                         <w:rubyPr>
                                           <w:rubyAlign w:val="distributeLetter"/>
-                                          <w:hps w:val="9"/>
+                                          <w:hps w:val="10"/>
                                           <w:hpsRaise w:val="20"/>
-                                          <w:hpsBaseText w:val="20"/>
-                                          <w:lid w:val="ja-JP"/>
+                                          <w:hpsBaseText w:val="22"/>
+                                          <w:lid w:val="en-US"/>
                                         </w:rubyPr>
                                         <w:rt>
                                           <w:r>
                                             <w:rPr>
                                               <w:rFonts w:ascii="UD デジタル教科書体 N" w:eastAsia="UD デジタル教科書体 N" w:hAnsi="UD デジタル教科書体 N" w:cs="UD デジタル教科書体 N"/>
                                               <w:color w:val="6B6B63"/>
+                                              <w:sz w:val="10"/>
+                                              <w:szCs w:val="10"/>
                                             </w:rPr>
                                             <w:t>ヲヤ</w:t>
                                           </w:r>
@@ -16446,16 +16516,18 @@
                                       <w:ruby>
                                         <w:rubyPr>
                                           <w:rubyAlign w:val="distributeLetter"/>
-                                          <w:hps w:val="9"/>
+                                          <w:hps w:val="10"/>
                                           <w:hpsRaise w:val="20"/>
-                                          <w:hpsBaseText w:val="20"/>
-                                          <w:lid w:val="ja-JP"/>
+                                          <w:hpsBaseText w:val="22"/>
+                                          <w:lid w:val="en-US"/>
                                         </w:rubyPr>
                                         <w:rt>
                                           <w:r>
                                             <w:rPr>
                                               <w:rFonts w:ascii="UD デジタル教科書体 N" w:eastAsia="UD デジタル教科書体 N" w:hAnsi="UD デジタル教科書体 N" w:cs="UD デジタル教科書体 N"/>
                                               <w:color w:val="1A1A1A"/>
+                                              <w:sz w:val="10"/>
+                                              <w:szCs w:val="10"/>
                                             </w:rPr>
                                             <w:t>ヒテ</w:t>
                                           </w:r>
@@ -16491,16 +16563,18 @@
                                       <w:ruby>
                                         <w:rubyPr>
                                           <w:rubyAlign w:val="distributeSpace"/>
-                                          <w:hps w:val="9"/>
+                                          <w:hps w:val="10"/>
                                           <w:hpsRaise w:val="20"/>
-                                          <w:hpsBaseText w:val="20"/>
-                                          <w:lid w:val="ja-JP"/>
+                                          <w:hpsBaseText w:val="22"/>
+                                          <w:lid w:val="en-US"/>
                                         </w:rubyPr>
                                         <w:rt>
                                           <w:r>
                                             <w:rPr>
                                               <w:rFonts w:ascii="UD デジタル教科書体 N" w:eastAsia="UD デジタル教科書体 N" w:hAnsi="UD デジタル教科書体 N" w:cs="UD デジタル教科書体 N"/>
                                               <w:color w:val="1A1A1A"/>
+                                              <w:sz w:val="10"/>
+                                              <w:szCs w:val="10"/>
                                             </w:rPr>
                                             <w:t>ノ</w:t>
                                           </w:r>
@@ -16528,16 +16602,18 @@
                                       <w:ruby>
                                         <w:rubyPr>
                                           <w:rubyAlign w:val="distributeSpace"/>
-                                          <w:hps w:val="9"/>
+                                          <w:hps w:val="10"/>
                                           <w:hpsRaise w:val="20"/>
-                                          <w:hpsBaseText w:val="20"/>
-                                          <w:lid w:val="ja-JP"/>
+                                          <w:hpsBaseText w:val="22"/>
+                                          <w:lid w:val="en-US"/>
                                         </w:rubyPr>
                                         <w:rt>
                                           <w:r>
                                             <w:rPr>
                                               <w:rFonts w:ascii="UD デジタル教科書体 N" w:eastAsia="UD デジタル教科書体 N" w:hAnsi="UD デジタル教科書体 N" w:cs="UD デジタル教科書体 N"/>
                                               <w:color w:val="1A1A1A"/>
+                                              <w:sz w:val="10"/>
+                                              <w:szCs w:val="10"/>
                                             </w:rPr>
                                             <w:t>ニ</w:t>
                                           </w:r>
@@ -16573,16 +16649,18 @@
                                       <w:ruby>
                                         <w:rubyPr>
                                           <w:rubyAlign w:val="distributeSpace"/>
-                                          <w:hps w:val="9"/>
+                                          <w:hps w:val="10"/>
                                           <w:hpsRaise w:val="20"/>
-                                          <w:hpsBaseText w:val="20"/>
-                                          <w:lid w:val="ja-JP"/>
+                                          <w:hpsBaseText w:val="22"/>
+                                          <w:lid w:val="en-US"/>
                                         </w:rubyPr>
                                         <w:rt>
                                           <w:r>
                                             <w:rPr>
                                               <w:rFonts w:ascii="UD デジタル教科書体 N" w:eastAsia="UD デジタル教科書体 N" w:hAnsi="UD デジタル教科書体 N" w:cs="UD デジタル教科書体 N"/>
                                               <w:color w:val="1A1A1A"/>
+                                              <w:sz w:val="10"/>
+                                              <w:szCs w:val="10"/>
                                             </w:rPr>
                                             <w:t>ル</w:t>
                                           </w:r>
@@ -16610,16 +16688,18 @@
                                       <w:ruby>
                                         <w:rubyPr>
                                           <w:rubyAlign w:val="distributeSpace"/>
-                                          <w:hps w:val="9"/>
+                                          <w:hps w:val="10"/>
                                           <w:hpsRaise w:val="20"/>
-                                          <w:hpsBaseText w:val="20"/>
-                                          <w:lid w:val="ja-JP"/>
+                                          <w:hpsBaseText w:val="22"/>
+                                          <w:lid w:val="en-US"/>
                                         </w:rubyPr>
                                         <w:rt>
                                           <w:r>
                                             <w:rPr>
                                               <w:rFonts w:ascii="UD デジタル教科書体 N" w:eastAsia="UD デジタル教科書体 N" w:hAnsi="UD デジタル教科書体 N" w:cs="UD デジタル教科書体 N"/>
                                               <w:color w:val="1A1A1A"/>
+                                              <w:sz w:val="10"/>
+                                              <w:szCs w:val="10"/>
                                             </w:rPr>
                                             <w:t>ル</w:t>
                                           </w:r>
@@ -16786,18 +16866,18 @@
                                       <w:ruby>
                                         <w:rubyPr>
                                           <w:rubyAlign w:val="distributeSpace"/>
-                                          <w:hps w:val="16"/>
-                                          <w:hpsRaise w:val="16"/>
+                                          <w:hps w:val="10"/>
+                                          <w:hpsRaise w:val="20"/>
                                           <w:hpsBaseText w:val="16"/>
-                                          <w:lid w:val="ja-JP"/>
+                                          <w:lid w:val="en-US"/>
                                         </w:rubyPr>
                                         <w:rt>
                                           <w:r>
                                             <w:rPr>
                                               <w:rFonts w:ascii="UD デジタル教科書体 N" w:eastAsia="UD デジタル教科書体 N" w:hAnsi="UD デジタル教科書体 N" w:cs="UD デジタル教科書体 N"/>
                                               <w:color w:val="1A1A1A"/>
-                                              <w:sz w:val="16"/>
-                                              <w:szCs w:val="16"/>
+                                              <w:sz w:val="10"/>
+                                              <w:szCs w:val="10"/>
                                             </w:rPr>
                                             <w:t>ニ</w:t>
                                           </w:r>
@@ -16832,18 +16912,18 @@
                                       <w:ruby>
                                         <w:rubyPr>
                                           <w:rubyAlign w:val="distributeSpace"/>
-                                          <w:hps w:val="16"/>
-                                          <w:hpsRaise w:val="16"/>
+                                          <w:hps w:val="10"/>
+                                          <w:hpsRaise w:val="20"/>
                                           <w:hpsBaseText w:val="16"/>
-                                          <w:lid w:val="ja-JP"/>
+                                          <w:lid w:val="en-US"/>
                                         </w:rubyPr>
                                         <w:rt>
                                           <w:r>
                                             <w:rPr>
                                               <w:rFonts w:ascii="UD デジタル教科書体 N" w:eastAsia="UD デジタル教科書体 N" w:hAnsi="UD デジタル教科書体 N" w:cs="UD デジタル教科書体 N"/>
                                               <w:color w:val="1A1A1A"/>
-                                              <w:sz w:val="16"/>
-                                              <w:szCs w:val="16"/>
+                                              <w:sz w:val="10"/>
+                                              <w:szCs w:val="10"/>
                                             </w:rPr>
                                             <w:t>リ</w:t>
                                           </w:r>
@@ -16879,18 +16959,18 @@
                                       <w:ruby>
                                         <w:rubyPr>
                                           <w:rubyAlign w:val="distributeLetter"/>
-                                          <w:hps w:val="16"/>
-                                          <w:hpsRaise w:val="16"/>
+                                          <w:hps w:val="10"/>
+                                          <w:hpsRaise w:val="20"/>
                                           <w:hpsBaseText w:val="16"/>
-                                          <w:lid w:val="ja-JP"/>
+                                          <w:lid w:val="en-US"/>
                                         </w:rubyPr>
                                         <w:rt>
                                           <w:r>
                                             <w:rPr>
                                               <w:rFonts w:ascii="UD デジタル教科書体 N" w:eastAsia="UD デジタル教科書体 N" w:hAnsi="UD デジタル教科書体 N" w:cs="UD デジタル教科書体 N"/>
                                               <w:color w:val="1A1A1A"/>
-                                              <w:sz w:val="16"/>
-                                              <w:szCs w:val="16"/>
+                                              <w:sz w:val="10"/>
+                                              <w:szCs w:val="10"/>
                                             </w:rPr>
                                             <w:t>ツテ</w:t>
                                           </w:r>
@@ -16935,18 +17015,18 @@
                                       <w:ruby>
                                         <w:rubyPr>
                                           <w:rubyAlign w:val="distributeSpace"/>
-                                          <w:hps w:val="16"/>
-                                          <w:hpsRaise w:val="16"/>
+                                          <w:hps w:val="10"/>
+                                          <w:hpsRaise w:val="20"/>
                                           <w:hpsBaseText w:val="16"/>
-                                          <w:lid w:val="ja-JP"/>
+                                          <w:lid w:val="en-US"/>
                                         </w:rubyPr>
                                         <w:rt>
                                           <w:r>
                                             <w:rPr>
                                               <w:rFonts w:ascii="UD デジタル教科書体 N" w:eastAsia="UD デジタル教科書体 N" w:hAnsi="UD デジタル教科書体 N" w:cs="UD デジタル教科書体 N"/>
                                               <w:color w:val="1A1A1A"/>
-                                              <w:sz w:val="16"/>
-                                              <w:szCs w:val="16"/>
+                                              <w:sz w:val="10"/>
+                                              <w:szCs w:val="10"/>
                                             </w:rPr>
                                             <w:t>ヲ</w:t>
                                           </w:r>
@@ -16982,18 +17062,18 @@
                                       <w:ruby>
                                         <w:rubyPr>
                                           <w:rubyAlign w:val="distributeLetter"/>
-                                          <w:hps w:val="16"/>
-                                          <w:hpsRaise w:val="16"/>
+                                          <w:hps w:val="10"/>
+                                          <w:hpsRaise w:val="20"/>
                                           <w:hpsBaseText w:val="16"/>
-                                          <w:lid w:val="ja-JP"/>
+                                          <w:lid w:val="en-US"/>
                                         </w:rubyPr>
                                         <w:rt>
                                           <w:r>
                                             <w:rPr>
                                               <w:rFonts w:ascii="UD デジタル教科書体 N" w:eastAsia="UD デジタル教科書体 N" w:hAnsi="UD デジタル教科書体 N" w:cs="UD デジタル教科書体 N"/>
                                               <w:color w:val="1A1A1A"/>
-                                              <w:sz w:val="16"/>
-                                              <w:szCs w:val="16"/>
+                                              <w:sz w:val="10"/>
+                                              <w:szCs w:val="10"/>
                                             </w:rPr>
                                             <w:t>ムル</w:t>
                                           </w:r>
@@ -17029,18 +17109,18 @@
                                       <w:ruby>
                                         <w:rubyPr>
                                           <w:rubyAlign w:val="distributeLetter"/>
-                                          <w:hps w:val="16"/>
-                                          <w:hpsRaise w:val="16"/>
+                                          <w:hps w:val="10"/>
+                                          <w:hpsRaise w:val="20"/>
                                           <w:hpsBaseText w:val="16"/>
-                                          <w:lid w:val="ja-JP"/>
+                                          <w:lid w:val="en-US"/>
                                         </w:rubyPr>
                                         <w:rt>
                                           <w:r>
                                             <w:rPr>
                                               <w:rFonts w:ascii="UD デジタル教科書体 N" w:eastAsia="UD デジタル教科書体 N" w:hAnsi="UD デジタル教科書体 N" w:cs="UD デジタル教科書体 N"/>
                                               <w:color w:val="1A1A1A"/>
-                                              <w:sz w:val="16"/>
-                                              <w:szCs w:val="16"/>
+                                              <w:sz w:val="10"/>
+                                              <w:szCs w:val="10"/>
                                             </w:rPr>
                                             <w:t>けん</w:t>
                                           </w:r>
@@ -17066,18 +17146,18 @@
                                       <w:ruby>
                                         <w:rubyPr>
                                           <w:rubyAlign w:val="distributeLetter"/>
-                                          <w:hps w:val="16"/>
-                                          <w:hpsRaise w:val="16"/>
+                                          <w:hps w:val="10"/>
+                                          <w:hpsRaise w:val="20"/>
                                           <w:hpsBaseText w:val="16"/>
-                                          <w:lid w:val="ja-JP"/>
+                                          <w:lid w:val="en-US"/>
                                         </w:rubyPr>
                                         <w:rt>
                                           <w:r>
                                             <w:rPr>
                                               <w:rFonts w:ascii="UD デジタル教科書体 N" w:eastAsia="UD デジタル教科書体 N" w:hAnsi="UD デジタル教科書体 N" w:cs="UD デジタル教科書体 N"/>
                                               <w:color w:val="1A1A1A"/>
-                                              <w:sz w:val="16"/>
-                                              <w:szCs w:val="16"/>
+                                              <w:sz w:val="10"/>
+                                              <w:szCs w:val="10"/>
                                             </w:rPr>
                                             <w:t>ヲシテ</w:t>
                                           </w:r>
@@ -17103,18 +17183,18 @@
                                       <w:ruby>
                                         <w:rubyPr>
                                           <w:rubyAlign w:val="distributeSpace"/>
-                                          <w:hps w:val="16"/>
-                                          <w:hpsRaise w:val="16"/>
+                                          <w:hps w:val="10"/>
+                                          <w:hpsRaise w:val="20"/>
                                           <w:hpsBaseText w:val="16"/>
-                                          <w:lid w:val="ja-JP"/>
+                                          <w:lid w:val="en-US"/>
                                         </w:rubyPr>
                                         <w:rt>
                                           <w:r>
                                             <w:rPr>
                                               <w:rFonts w:ascii="UD デジタル教科書体 N" w:eastAsia="UD デジタル教科書体 N" w:hAnsi="UD デジタル教科書体 N" w:cs="UD デジタル教科書体 N"/>
                                               <w:color w:val="1A1A1A"/>
-                                              <w:sz w:val="16"/>
-                                              <w:szCs w:val="16"/>
+                                              <w:sz w:val="10"/>
+                                              <w:szCs w:val="10"/>
                                             </w:rPr>
                                             <w:t>メ</w:t>
                                           </w:r>
@@ -17159,18 +17239,18 @@
                                       <w:ruby>
                                         <w:rubyPr>
                                           <w:rubyAlign w:val="distributeSpace"/>
-                                          <w:hps w:val="16"/>
-                                          <w:hpsRaise w:val="16"/>
+                                          <w:hps w:val="10"/>
+                                          <w:hpsRaise w:val="20"/>
                                           <w:hpsBaseText w:val="16"/>
-                                          <w:lid w:val="ja-JP"/>
+                                          <w:lid w:val="en-US"/>
                                         </w:rubyPr>
                                         <w:rt>
                                           <w:r>
                                             <w:rPr>
                                               <w:rFonts w:ascii="UD デジタル教科書体 N" w:eastAsia="UD デジタル教科書体 N" w:hAnsi="UD デジタル教科書体 N" w:cs="UD デジタル教科書体 N"/>
                                               <w:color w:val="1A1A1A"/>
-                                              <w:sz w:val="16"/>
-                                              <w:szCs w:val="16"/>
+                                              <w:sz w:val="10"/>
+                                              <w:szCs w:val="10"/>
                                             </w:rPr>
                                             <w:t>ノ</w:t>
                                           </w:r>
@@ -17196,18 +17276,18 @@
                                       <w:ruby>
                                         <w:rubyPr>
                                           <w:rubyAlign w:val="distributeSpace"/>
-                                          <w:hps w:val="16"/>
-                                          <w:hpsRaise w:val="16"/>
+                                          <w:hps w:val="10"/>
+                                          <w:hpsRaise w:val="20"/>
                                           <w:hpsBaseText w:val="16"/>
-                                          <w:lid w:val="ja-JP"/>
+                                          <w:lid w:val="en-US"/>
                                         </w:rubyPr>
                                         <w:rt>
                                           <w:r>
                                             <w:rPr>
                                               <w:rFonts w:ascii="UD デジタル教科書体 N" w:eastAsia="UD デジタル教科書体 N" w:hAnsi="UD デジタル教科書体 N" w:cs="UD デジタル教科書体 N"/>
                                               <w:color w:val="1A1A1A"/>
-                                              <w:sz w:val="16"/>
-                                              <w:szCs w:val="16"/>
+                                              <w:sz w:val="10"/>
+                                              <w:szCs w:val="10"/>
                                             </w:rPr>
                                             <w:t>ヲ</w:t>
                                           </w:r>
@@ -17398,16 +17478,18 @@
                                       <w:ruby>
                                         <w:rubyPr>
                                           <w:rubyAlign w:val="distributeLetter"/>
-                                          <w:hps w:val="9"/>
+                                          <w:hps w:val="10"/>
                                           <w:hpsRaise w:val="20"/>
-                                          <w:hpsBaseText w:val="20"/>
-                                          <w:lid w:val="ja-JP"/>
+                                          <w:hpsBaseText w:val="22"/>
+                                          <w:lid w:val="en-US"/>
                                         </w:rubyPr>
                                         <w:rt>
                                           <w:r>
                                             <w:rPr>
                                               <w:rFonts w:ascii="UD デジタル教科書体 N" w:eastAsia="UD デジタル教科書体 N" w:hAnsi="UD デジタル教科書体 N" w:cs="UD デジタル教科書体 N"/>
                                               <w:color w:val="1A1A1A"/>
+                                              <w:sz w:val="10"/>
+                                              <w:szCs w:val="10"/>
                                             </w:rPr>
                                             <w:t>カントス</w:t>
                                           </w:r>
@@ -17443,16 +17525,18 @@
                                       <w:ruby>
                                         <w:rubyPr>
                                           <w:rubyAlign w:val="distributeSpace"/>
-                                          <w:hps w:val="9"/>
+                                          <w:hps w:val="10"/>
                                           <w:hpsRaise w:val="20"/>
-                                          <w:hpsBaseText w:val="20"/>
-                                          <w:lid w:val="ja-JP"/>
+                                          <w:hpsBaseText w:val="22"/>
+                                          <w:lid w:val="en-US"/>
                                         </w:rubyPr>
                                         <w:rt>
                                           <w:r>
                                             <w:rPr>
                                               <w:rFonts w:ascii="UD デジタル教科書体 N" w:eastAsia="UD デジタル教科書体 N" w:hAnsi="UD デジタル教科書体 N" w:cs="UD デジタル教科書体 N"/>
                                               <w:color w:val="1A1A1A"/>
+                                              <w:sz w:val="10"/>
+                                              <w:szCs w:val="10"/>
                                             </w:rPr>
                                             <w:t>ヲ</w:t>
                                           </w:r>
@@ -17488,16 +17572,18 @@
                                       <w:ruby>
                                         <w:rubyPr>
                                           <w:rubyAlign w:val="distributeLetter"/>
-                                          <w:hps w:val="9"/>
+                                          <w:hps w:val="10"/>
                                           <w:hpsRaise w:val="20"/>
-                                          <w:hpsBaseText w:val="20"/>
-                                          <w:lid w:val="ja-JP"/>
+                                          <w:hpsBaseText w:val="22"/>
+                                          <w:lid w:val="en-US"/>
                                         </w:rubyPr>
                                         <w:rt>
                                           <w:r>
                                             <w:rPr>
                                               <w:rFonts w:ascii="UD デジタル教科書体 N" w:eastAsia="UD デジタル教科書体 N" w:hAnsi="UD デジタル教科書体 N" w:cs="UD デジタル教科書体 N"/>
                                               <w:color w:val="1A1A1A"/>
+                                              <w:sz w:val="10"/>
+                                              <w:szCs w:val="10"/>
                                             </w:rPr>
                                             <w:t>くわい</w:t>
                                           </w:r>
@@ -17518,16 +17604,18 @@
                                       <w:ruby>
                                         <w:rubyPr>
                                           <w:rubyAlign w:val="distributeLetter"/>
-                                          <w:hps w:val="9"/>
+                                          <w:hps w:val="10"/>
                                           <w:hpsRaise w:val="20"/>
-                                          <w:hpsBaseText w:val="20"/>
-                                          <w:lid w:val="ja-JP"/>
+                                          <w:hpsBaseText w:val="22"/>
+                                          <w:lid w:val="en-US"/>
                                         </w:rubyPr>
                                         <w:rt>
                                           <w:r>
                                             <w:rPr>
                                               <w:rFonts w:ascii="UD デジタル教科書体 N" w:eastAsia="UD デジタル教科書体 N" w:hAnsi="UD デジタル教科書体 N" w:cs="UD デジタル教科書体 N"/>
                                               <w:color w:val="1A1A1A"/>
+                                              <w:sz w:val="10"/>
+                                              <w:szCs w:val="10"/>
                                             </w:rPr>
                                             <w:t>ハク</w:t>
                                           </w:r>
